--- a/Esteira Prod/Roteiro 6.docx
+++ b/Esteira Prod/Roteiro 6.docx
@@ -69,7 +69,55 @@
         <w:rPr>
           <w:rFonts w:cstheme="minorHAnsi"/>
         </w:rPr>
-        <w:t xml:space="preserve">Para esta tarefa, vamos utilizar uma ferramenta do </w:t>
+        <w:t>Para esta tarefa, vamos utilizar uma ferramenta</w:t>
+      </w:r>
+      <w:r>
+        <w:rPr>
+          <w:rFonts w:cstheme="minorHAnsi"/>
+        </w:rPr>
+        <w:t xml:space="preserve"> chamada </w:t>
+      </w:r>
+      <w:proofErr w:type="spellStart"/>
+      <w:r>
+        <w:rPr>
+          <w:rFonts w:cstheme="minorHAnsi"/>
+        </w:rPr>
+        <w:t>Facets</w:t>
+      </w:r>
+      <w:proofErr w:type="spellEnd"/>
+      <w:r>
+        <w:rPr>
+          <w:rFonts w:cstheme="minorHAnsi"/>
+        </w:rPr>
+        <w:t>. Para a validação, vamos informar o arquivo contendo os dados e depois explorar diretamente na ferramenta.</w:t>
+      </w:r>
+      <w:r>
+        <w:rPr>
+          <w:rFonts w:cstheme="minorHAnsi"/>
+        </w:rPr>
+        <w:t xml:space="preserve"> </w:t>
+      </w:r>
+      <w:proofErr w:type="spellStart"/>
+      <w:r>
+        <w:rPr>
+          <w:rFonts w:cstheme="minorHAnsi"/>
+          <w:b/>
+        </w:rPr>
+        <w:t>Obs</w:t>
+      </w:r>
+      <w:proofErr w:type="spellEnd"/>
+      <w:r>
+        <w:rPr>
+          <w:rFonts w:cstheme="minorHAnsi"/>
+          <w:b/>
+        </w:rPr>
+        <w:t>:</w:t>
+      </w:r>
+      <w:r>
+        <w:rPr>
+          <w:rFonts w:cstheme="minorHAnsi"/>
+        </w:rPr>
+        <w:t xml:space="preserve"> nas versões antigas deste curso, vimos a ferramenta do </w:t>
       </w:r>
       <w:proofErr w:type="spellStart"/>
       <w:r>
@@ -83,7 +131,7 @@
         <w:rPr>
           <w:rFonts w:cstheme="minorHAnsi"/>
         </w:rPr>
-        <w:t xml:space="preserve">, chamada TFDV – </w:t>
+        <w:t xml:space="preserve"> chamada TFDV (</w:t>
       </w:r>
       <w:proofErr w:type="spellStart"/>
       <w:r>
@@ -97,7 +145,7 @@
         <w:rPr>
           <w:rFonts w:cstheme="minorHAnsi"/>
         </w:rPr>
-        <w:t xml:space="preserve"> Dava </w:t>
+        <w:t xml:space="preserve"> Data </w:t>
       </w:r>
       <w:proofErr w:type="spellStart"/>
       <w:r>
@@ -111,10 +159,8 @@
         <w:rPr>
           <w:rFonts w:cstheme="minorHAnsi"/>
         </w:rPr>
-        <w:t>. Para a validação, vamos informar o arquivo contendo os dados e depois explorar diretamente na ferramenta.</w:t>
-      </w:r>
-      <w:bookmarkStart w:id="0" w:name="_GoBack"/>
-      <w:bookmarkEnd w:id="0"/>
+        <w:t xml:space="preserve">). Entretanto, ela está disponível no Python 3.9 e a instalação necessita de algumas configurações de ambiente. </w:t>
+      </w:r>
     </w:p>
     <w:p>
       <w:pPr>
@@ -183,32 +229,16 @@
           <w:rFonts w:ascii="Consolas" w:hAnsi="Consolas" w:cstheme="minorHAnsi"/>
           <w:sz w:val="18"/>
         </w:rPr>
-        <w:t>tensorflow</w:t>
-      </w:r>
-      <w:proofErr w:type="spellEnd"/>
-      <w:r>
-        <w:rPr>
-          <w:rFonts w:ascii="Consolas" w:hAnsi="Consolas" w:cstheme="minorHAnsi"/>
-          <w:sz w:val="18"/>
-        </w:rPr>
-        <w:t>-data-</w:t>
-      </w:r>
-      <w:proofErr w:type="spellStart"/>
-      <w:r>
-        <w:rPr>
-          <w:rFonts w:ascii="Consolas" w:hAnsi="Consolas" w:cstheme="minorHAnsi"/>
-          <w:sz w:val="18"/>
-        </w:rPr>
-        <w:t>validation</w:t>
-      </w:r>
-      <w:proofErr w:type="spellEnd"/>
-    </w:p>
-    <w:p>
-      <w:pPr>
-        <w:rPr>
-          <w:rFonts w:cstheme="minorHAnsi"/>
-        </w:rPr>
-      </w:pPr>
+        <w:t>facets-overview</w:t>
+      </w:r>
+    </w:p>
+    <w:p>
+      <w:pPr>
+        <w:rPr>
+          <w:rFonts w:cstheme="minorHAnsi"/>
+        </w:rPr>
+      </w:pPr>
+      <w:proofErr w:type="spellEnd"/>
       <w:r>
         <w:rPr>
           <w:rFonts w:cstheme="minorHAnsi"/>
@@ -224,6 +254,22 @@
           <w:sz w:val="18"/>
         </w:rPr>
       </w:pPr>
+      <w:r>
+        <w:rPr>
+          <w:rFonts w:ascii="Consolas" w:hAnsi="Consolas" w:cstheme="minorHAnsi"/>
+          <w:sz w:val="18"/>
+        </w:rPr>
+        <w:t>#Carregar os dados CSV da primeira aula (EDA)</w:t>
+      </w:r>
+    </w:p>
+    <w:p>
+      <w:pPr>
+        <w:spacing w:after="0"/>
+        <w:rPr>
+          <w:rFonts w:ascii="Consolas" w:hAnsi="Consolas" w:cstheme="minorHAnsi"/>
+          <w:sz w:val="18"/>
+        </w:rPr>
+      </w:pPr>
       <w:proofErr w:type="spellStart"/>
       <w:r>
         <w:rPr>
@@ -238,6 +284,171 @@
           <w:rFonts w:ascii="Consolas" w:hAnsi="Consolas" w:cstheme="minorHAnsi"/>
           <w:sz w:val="18"/>
         </w:rPr>
+        <w:t xml:space="preserve"> pandas as </w:t>
+      </w:r>
+      <w:proofErr w:type="spellStart"/>
+      <w:r>
+        <w:rPr>
+          <w:rFonts w:ascii="Consolas" w:hAnsi="Consolas" w:cstheme="minorHAnsi"/>
+          <w:sz w:val="18"/>
+        </w:rPr>
+        <w:t>pd</w:t>
+      </w:r>
+      <w:proofErr w:type="spellEnd"/>
+    </w:p>
+    <w:p>
+      <w:pPr>
+        <w:spacing w:after="0"/>
+        <w:rPr>
+          <w:rFonts w:ascii="Consolas" w:hAnsi="Consolas" w:cstheme="minorHAnsi"/>
+          <w:sz w:val="18"/>
+        </w:rPr>
+      </w:pPr>
+      <w:proofErr w:type="spellStart"/>
+      <w:r>
+        <w:rPr>
+          <w:rFonts w:ascii="Consolas" w:hAnsi="Consolas" w:cstheme="minorHAnsi"/>
+          <w:b/>
+          <w:sz w:val="18"/>
+        </w:rPr>
+        <w:t>pd</w:t>
+      </w:r>
+      <w:proofErr w:type="spellEnd"/>
+      <w:r>
+        <w:rPr>
+          <w:rFonts w:ascii="Consolas" w:hAnsi="Consolas" w:cstheme="minorHAnsi"/>
+          <w:sz w:val="18"/>
+        </w:rPr>
+        <w:t xml:space="preserve"> = </w:t>
+      </w:r>
+      <w:proofErr w:type="spellStart"/>
+      <w:proofErr w:type="gramStart"/>
+      <w:r>
+        <w:rPr>
+          <w:rFonts w:ascii="Consolas" w:hAnsi="Consolas" w:cstheme="minorHAnsi"/>
+          <w:sz w:val="18"/>
+        </w:rPr>
+        <w:t>pd.read</w:t>
+      </w:r>
+      <w:proofErr w:type="gramEnd"/>
+      <w:r>
+        <w:rPr>
+          <w:rFonts w:ascii="Consolas" w:hAnsi="Consolas" w:cstheme="minorHAnsi"/>
+          <w:sz w:val="18"/>
+        </w:rPr>
+        <w:t>_csv</w:t>
+      </w:r>
+      <w:proofErr w:type="spellEnd"/>
+      <w:r>
+        <w:rPr>
+          <w:rFonts w:ascii="Consolas" w:hAnsi="Consolas" w:cstheme="minorHAnsi"/>
+          <w:sz w:val="18"/>
+        </w:rPr>
+        <w:t xml:space="preserve">('Auto Sales data.csv', </w:t>
+      </w:r>
+      <w:proofErr w:type="spellStart"/>
+      <w:r>
+        <w:rPr>
+          <w:rFonts w:ascii="Consolas" w:hAnsi="Consolas" w:cstheme="minorHAnsi"/>
+          <w:sz w:val="18"/>
+        </w:rPr>
+        <w:t>delimiter</w:t>
+      </w:r>
+      <w:proofErr w:type="spellEnd"/>
+      <w:r>
+        <w:rPr>
+          <w:rFonts w:ascii="Consolas" w:hAnsi="Consolas" w:cstheme="minorHAnsi"/>
+          <w:sz w:val="18"/>
+        </w:rPr>
+        <w:t>=',')</w:t>
+      </w:r>
+    </w:p>
+    <w:p>
+      <w:pPr>
+        <w:spacing w:after="0"/>
+        <w:rPr>
+          <w:rFonts w:ascii="Consolas" w:hAnsi="Consolas" w:cstheme="minorHAnsi"/>
+          <w:sz w:val="18"/>
+        </w:rPr>
+      </w:pPr>
+      <w:r>
+        <w:rPr>
+          <w:rFonts w:ascii="Consolas" w:hAnsi="Consolas" w:cstheme="minorHAnsi"/>
+          <w:sz w:val="18"/>
+        </w:rPr>
+        <w:br/>
+      </w:r>
+      <w:r>
+        <w:rPr>
+          <w:rFonts w:ascii="Consolas" w:hAnsi="Consolas" w:cstheme="minorHAnsi"/>
+          <w:sz w:val="18"/>
+        </w:rPr>
+        <w:t xml:space="preserve"># </w:t>
+      </w:r>
+      <w:r>
+        <w:rPr>
+          <w:rFonts w:ascii="Consolas" w:hAnsi="Consolas" w:cstheme="minorHAnsi"/>
+          <w:sz w:val="18"/>
+        </w:rPr>
+        <w:t xml:space="preserve">Criar estatísticas das </w:t>
+      </w:r>
+      <w:proofErr w:type="spellStart"/>
+      <w:r>
+        <w:rPr>
+          <w:rFonts w:ascii="Consolas" w:hAnsi="Consolas" w:cstheme="minorHAnsi"/>
+          <w:sz w:val="18"/>
+        </w:rPr>
+        <w:t>features</w:t>
+      </w:r>
+      <w:proofErr w:type="spellEnd"/>
+    </w:p>
+    <w:p>
+      <w:pPr>
+        <w:spacing w:after="0"/>
+        <w:rPr>
+          <w:rFonts w:ascii="Consolas" w:hAnsi="Consolas" w:cstheme="minorHAnsi"/>
+          <w:sz w:val="18"/>
+        </w:rPr>
+      </w:pPr>
+      <w:proofErr w:type="spellStart"/>
+      <w:r>
+        <w:rPr>
+          <w:rFonts w:ascii="Consolas" w:hAnsi="Consolas" w:cstheme="minorHAnsi"/>
+          <w:sz w:val="18"/>
+        </w:rPr>
+        <w:t>import</w:t>
+      </w:r>
+      <w:proofErr w:type="spellEnd"/>
+      <w:r>
+        <w:rPr>
+          <w:rFonts w:ascii="Consolas" w:hAnsi="Consolas" w:cstheme="minorHAnsi"/>
+          <w:sz w:val="18"/>
+        </w:rPr>
+        <w:t xml:space="preserve"> base64</w:t>
+      </w:r>
+    </w:p>
+    <w:p>
+      <w:pPr>
+        <w:spacing w:after="0"/>
+        <w:rPr>
+          <w:rFonts w:ascii="Consolas" w:hAnsi="Consolas" w:cstheme="minorHAnsi"/>
+          <w:sz w:val="18"/>
+        </w:rPr>
+      </w:pPr>
+      <w:proofErr w:type="spellStart"/>
+      <w:r>
+        <w:rPr>
+          <w:rFonts w:ascii="Consolas" w:hAnsi="Consolas" w:cstheme="minorHAnsi"/>
+          <w:sz w:val="18"/>
+        </w:rPr>
+        <w:t>from</w:t>
+      </w:r>
+      <w:proofErr w:type="spellEnd"/>
+      <w:r>
+        <w:rPr>
+          <w:rFonts w:ascii="Consolas" w:hAnsi="Consolas" w:cstheme="minorHAnsi"/>
+          <w:sz w:val="18"/>
+        </w:rPr>
         <w:t xml:space="preserve"> </w:t>
       </w:r>
       <w:proofErr w:type="spellStart"/>
@@ -246,50 +457,82 @@
           <w:rFonts w:ascii="Consolas" w:hAnsi="Consolas" w:cstheme="minorHAnsi"/>
           <w:sz w:val="18"/>
         </w:rPr>
-        <w:t>tensorflow_data_validation</w:t>
-      </w:r>
-      <w:proofErr w:type="spellEnd"/>
-      <w:r>
-        <w:rPr>
-          <w:rFonts w:ascii="Consolas" w:hAnsi="Consolas" w:cstheme="minorHAnsi"/>
-          <w:sz w:val="18"/>
-        </w:rPr>
-        <w:t xml:space="preserve"> as </w:t>
-      </w:r>
-      <w:proofErr w:type="spellStart"/>
-      <w:r>
-        <w:rPr>
-          <w:rFonts w:ascii="Consolas" w:hAnsi="Consolas" w:cstheme="minorHAnsi"/>
-          <w:sz w:val="18"/>
-        </w:rPr>
-        <w:t>tfdv</w:t>
-      </w:r>
-      <w:proofErr w:type="spellEnd"/>
-    </w:p>
-    <w:p>
-      <w:pPr>
-        <w:spacing w:after="0"/>
-        <w:rPr>
-          <w:rFonts w:ascii="Consolas" w:hAnsi="Consolas" w:cstheme="minorHAnsi"/>
-          <w:sz w:val="18"/>
-        </w:rPr>
-      </w:pPr>
-    </w:p>
-    <w:p>
-      <w:pPr>
-        <w:spacing w:after="0"/>
-        <w:rPr>
-          <w:rFonts w:ascii="Consolas" w:hAnsi="Consolas" w:cstheme="minorHAnsi"/>
-          <w:sz w:val="18"/>
-        </w:rPr>
-      </w:pPr>
-      <w:proofErr w:type="spellStart"/>
-      <w:r>
-        <w:rPr>
-          <w:rFonts w:ascii="Consolas" w:hAnsi="Consolas" w:cstheme="minorHAnsi"/>
-          <w:sz w:val="18"/>
-        </w:rPr>
-        <w:t>stats</w:t>
+        <w:t>facets_</w:t>
+      </w:r>
+      <w:proofErr w:type="gramStart"/>
+      <w:r>
+        <w:rPr>
+          <w:rFonts w:ascii="Consolas" w:hAnsi="Consolas" w:cstheme="minorHAnsi"/>
+          <w:sz w:val="18"/>
+        </w:rPr>
+        <w:t>overview.generic</w:t>
+      </w:r>
+      <w:proofErr w:type="gramEnd"/>
+      <w:r>
+        <w:rPr>
+          <w:rFonts w:ascii="Consolas" w:hAnsi="Consolas" w:cstheme="minorHAnsi"/>
+          <w:sz w:val="18"/>
+        </w:rPr>
+        <w:t>_feature_statistics_generator</w:t>
+      </w:r>
+      <w:proofErr w:type="spellEnd"/>
+      <w:r>
+        <w:rPr>
+          <w:rFonts w:ascii="Consolas" w:hAnsi="Consolas" w:cstheme="minorHAnsi"/>
+          <w:sz w:val="18"/>
+        </w:rPr>
+        <w:t xml:space="preserve"> </w:t>
+      </w:r>
+      <w:proofErr w:type="spellStart"/>
+      <w:r>
+        <w:rPr>
+          <w:rFonts w:ascii="Consolas" w:hAnsi="Consolas" w:cstheme="minorHAnsi"/>
+          <w:sz w:val="18"/>
+        </w:rPr>
+        <w:t>import</w:t>
+      </w:r>
+      <w:proofErr w:type="spellEnd"/>
+      <w:r>
+        <w:rPr>
+          <w:rFonts w:ascii="Consolas" w:hAnsi="Consolas" w:cstheme="minorHAnsi"/>
+          <w:sz w:val="18"/>
+        </w:rPr>
+        <w:t xml:space="preserve"> </w:t>
+      </w:r>
+      <w:proofErr w:type="spellStart"/>
+      <w:r>
+        <w:rPr>
+          <w:rFonts w:ascii="Consolas" w:hAnsi="Consolas" w:cstheme="minorHAnsi"/>
+          <w:sz w:val="18"/>
+        </w:rPr>
+        <w:t>GenericFeatureStatisticsGenerator</w:t>
+      </w:r>
+      <w:proofErr w:type="spellEnd"/>
+    </w:p>
+    <w:p>
+      <w:pPr>
+        <w:spacing w:after="0"/>
+        <w:rPr>
+          <w:rFonts w:ascii="Consolas" w:hAnsi="Consolas" w:cstheme="minorHAnsi"/>
+          <w:sz w:val="18"/>
+        </w:rPr>
+      </w:pPr>
+    </w:p>
+    <w:p>
+      <w:pPr>
+        <w:spacing w:after="0"/>
+        <w:rPr>
+          <w:rFonts w:ascii="Consolas" w:hAnsi="Consolas" w:cstheme="minorHAnsi"/>
+          <w:sz w:val="18"/>
+        </w:rPr>
+      </w:pPr>
+      <w:proofErr w:type="spellStart"/>
+      <w:r>
+        <w:rPr>
+          <w:rFonts w:ascii="Consolas" w:hAnsi="Consolas" w:cstheme="minorHAnsi"/>
+          <w:sz w:val="18"/>
+        </w:rPr>
+        <w:t>gfsg</w:t>
       </w:r>
       <w:proofErr w:type="spellEnd"/>
       <w:r>
@@ -306,7 +549,15 @@
           <w:rFonts w:ascii="Consolas" w:hAnsi="Consolas" w:cstheme="minorHAnsi"/>
           <w:sz w:val="18"/>
         </w:rPr>
-        <w:t>tfdv.generate</w:t>
+        <w:t>GenericFeatureStatisticsGenerator</w:t>
+      </w:r>
+      <w:proofErr w:type="spellEnd"/>
+      <w:r>
+        <w:rPr>
+          <w:rFonts w:ascii="Consolas" w:hAnsi="Consolas" w:cstheme="minorHAnsi"/>
+          <w:sz w:val="18"/>
+        </w:rPr>
+        <w:t>(</w:t>
       </w:r>
       <w:proofErr w:type="gramEnd"/>
       <w:r>
@@ -314,7 +565,550 @@
           <w:rFonts w:ascii="Consolas" w:hAnsi="Consolas" w:cstheme="minorHAnsi"/>
           <w:sz w:val="18"/>
         </w:rPr>
-        <w:t>_statistics_from_csv</w:t>
+        <w:t>)</w:t>
+      </w:r>
+    </w:p>
+    <w:p>
+      <w:pPr>
+        <w:spacing w:after="0"/>
+        <w:rPr>
+          <w:rFonts w:ascii="Consolas" w:hAnsi="Consolas" w:cstheme="minorHAnsi"/>
+          <w:sz w:val="18"/>
+        </w:rPr>
+      </w:pPr>
+      <w:proofErr w:type="spellStart"/>
+      <w:r>
+        <w:rPr>
+          <w:rFonts w:ascii="Consolas" w:hAnsi="Consolas" w:cstheme="minorHAnsi"/>
+          <w:sz w:val="18"/>
+        </w:rPr>
+        <w:t>proto</w:t>
+      </w:r>
+      <w:proofErr w:type="spellEnd"/>
+      <w:r>
+        <w:rPr>
+          <w:rFonts w:ascii="Consolas" w:hAnsi="Consolas" w:cstheme="minorHAnsi"/>
+          <w:sz w:val="18"/>
+        </w:rPr>
+        <w:t xml:space="preserve"> = </w:t>
+      </w:r>
+      <w:proofErr w:type="spellStart"/>
+      <w:proofErr w:type="gramStart"/>
+      <w:r>
+        <w:rPr>
+          <w:rFonts w:ascii="Consolas" w:hAnsi="Consolas" w:cstheme="minorHAnsi"/>
+          <w:sz w:val="18"/>
+        </w:rPr>
+        <w:t>gfsg.ProtoFromDataFrames</w:t>
+      </w:r>
+      <w:proofErr w:type="spellEnd"/>
+      <w:proofErr w:type="gramEnd"/>
+      <w:r>
+        <w:rPr>
+          <w:rFonts w:ascii="Consolas" w:hAnsi="Consolas" w:cstheme="minorHAnsi"/>
+          <w:sz w:val="18"/>
+        </w:rPr>
+        <w:t>([{'</w:t>
+      </w:r>
+      <w:proofErr w:type="spellStart"/>
+      <w:r>
+        <w:rPr>
+          <w:rFonts w:ascii="Consolas" w:hAnsi="Consolas" w:cstheme="minorHAnsi"/>
+          <w:sz w:val="18"/>
+        </w:rPr>
+        <w:t>name</w:t>
+      </w:r>
+      <w:proofErr w:type="spellEnd"/>
+      <w:r>
+        <w:rPr>
+          <w:rFonts w:ascii="Consolas" w:hAnsi="Consolas" w:cstheme="minorHAnsi"/>
+          <w:sz w:val="18"/>
+        </w:rPr>
+        <w:t>': 'data', '</w:t>
+      </w:r>
+      <w:proofErr w:type="spellStart"/>
+      <w:r>
+        <w:rPr>
+          <w:rFonts w:ascii="Consolas" w:hAnsi="Consolas" w:cstheme="minorHAnsi"/>
+          <w:sz w:val="18"/>
+        </w:rPr>
+        <w:t>table</w:t>
+      </w:r>
+      <w:proofErr w:type="spellEnd"/>
+      <w:r>
+        <w:rPr>
+          <w:rFonts w:ascii="Consolas" w:hAnsi="Consolas" w:cstheme="minorHAnsi"/>
+          <w:sz w:val="18"/>
+        </w:rPr>
+        <w:t xml:space="preserve">': </w:t>
+      </w:r>
+      <w:proofErr w:type="spellStart"/>
+      <w:r>
+        <w:rPr>
+          <w:rFonts w:ascii="Consolas" w:hAnsi="Consolas" w:cstheme="minorHAnsi"/>
+          <w:b/>
+          <w:sz w:val="18"/>
+        </w:rPr>
+        <w:t>pd</w:t>
+      </w:r>
+      <w:proofErr w:type="spellEnd"/>
+      <w:r>
+        <w:rPr>
+          <w:rFonts w:ascii="Consolas" w:hAnsi="Consolas" w:cstheme="minorHAnsi"/>
+          <w:sz w:val="18"/>
+        </w:rPr>
+        <w:t>}])</w:t>
+      </w:r>
+    </w:p>
+    <w:p>
+      <w:pPr>
+        <w:spacing w:after="0"/>
+        <w:rPr>
+          <w:rFonts w:ascii="Consolas" w:hAnsi="Consolas" w:cstheme="minorHAnsi"/>
+          <w:sz w:val="18"/>
+        </w:rPr>
+      </w:pPr>
+      <w:proofErr w:type="spellStart"/>
+      <w:r>
+        <w:rPr>
+          <w:rFonts w:ascii="Consolas" w:hAnsi="Consolas" w:cstheme="minorHAnsi"/>
+          <w:sz w:val="18"/>
+        </w:rPr>
+        <w:t>protostr</w:t>
+      </w:r>
+      <w:proofErr w:type="spellEnd"/>
+      <w:r>
+        <w:rPr>
+          <w:rFonts w:ascii="Consolas" w:hAnsi="Consolas" w:cstheme="minorHAnsi"/>
+          <w:sz w:val="18"/>
+        </w:rPr>
+        <w:t xml:space="preserve"> = base64.b64encode(</w:t>
+      </w:r>
+      <w:proofErr w:type="spellStart"/>
+      <w:proofErr w:type="gramStart"/>
+      <w:r>
+        <w:rPr>
+          <w:rFonts w:ascii="Consolas" w:hAnsi="Consolas" w:cstheme="minorHAnsi"/>
+          <w:sz w:val="18"/>
+        </w:rPr>
+        <w:t>proto.SerializeToString</w:t>
+      </w:r>
+      <w:proofErr w:type="spellEnd"/>
+      <w:proofErr w:type="gramEnd"/>
+      <w:r>
+        <w:rPr>
+          <w:rFonts w:ascii="Consolas" w:hAnsi="Consolas" w:cstheme="minorHAnsi"/>
+          <w:sz w:val="18"/>
+        </w:rPr>
+        <w:t>()).</w:t>
+      </w:r>
+      <w:proofErr w:type="spellStart"/>
+      <w:r>
+        <w:rPr>
+          <w:rFonts w:ascii="Consolas" w:hAnsi="Consolas" w:cstheme="minorHAnsi"/>
+          <w:sz w:val="18"/>
+        </w:rPr>
+        <w:t>decode</w:t>
+      </w:r>
+      <w:proofErr w:type="spellEnd"/>
+      <w:r>
+        <w:rPr>
+          <w:rFonts w:ascii="Consolas" w:hAnsi="Consolas" w:cstheme="minorHAnsi"/>
+          <w:sz w:val="18"/>
+        </w:rPr>
+        <w:t>("utf-8")</w:t>
+      </w:r>
+    </w:p>
+    <w:p>
+      <w:pPr>
+        <w:spacing w:after="0"/>
+        <w:rPr>
+          <w:rFonts w:ascii="Consolas" w:hAnsi="Consolas" w:cstheme="minorHAnsi"/>
+          <w:sz w:val="18"/>
+        </w:rPr>
+      </w:pPr>
+      <w:r>
+        <w:rPr>
+          <w:rFonts w:ascii="Consolas" w:hAnsi="Consolas" w:cstheme="minorHAnsi"/>
+          <w:sz w:val="18"/>
+        </w:rPr>
+        <w:br/>
+        <w:t xml:space="preserve"># Visualizar o </w:t>
+      </w:r>
+      <w:proofErr w:type="spellStart"/>
+      <w:r>
+        <w:rPr>
+          <w:rFonts w:ascii="Consolas" w:hAnsi="Consolas" w:cstheme="minorHAnsi"/>
+          <w:sz w:val="18"/>
+        </w:rPr>
+        <w:t>Facets</w:t>
+      </w:r>
+      <w:proofErr w:type="spellEnd"/>
+      <w:r>
+        <w:rPr>
+          <w:rFonts w:ascii="Consolas" w:hAnsi="Consolas" w:cstheme="minorHAnsi"/>
+          <w:sz w:val="18"/>
+        </w:rPr>
+        <w:t xml:space="preserve"> Overview para o dado</w:t>
+      </w:r>
+    </w:p>
+    <w:p>
+      <w:pPr>
+        <w:spacing w:after="0"/>
+        <w:rPr>
+          <w:rFonts w:ascii="Consolas" w:hAnsi="Consolas" w:cstheme="minorHAnsi"/>
+          <w:sz w:val="18"/>
+        </w:rPr>
+      </w:pPr>
+      <w:proofErr w:type="spellStart"/>
+      <w:r>
+        <w:rPr>
+          <w:rFonts w:ascii="Consolas" w:hAnsi="Consolas" w:cstheme="minorHAnsi"/>
+          <w:sz w:val="18"/>
+        </w:rPr>
+        <w:t>from</w:t>
+      </w:r>
+      <w:proofErr w:type="spellEnd"/>
+      <w:r>
+        <w:rPr>
+          <w:rFonts w:ascii="Consolas" w:hAnsi="Consolas" w:cstheme="minorHAnsi"/>
+          <w:sz w:val="18"/>
+        </w:rPr>
+        <w:t xml:space="preserve"> </w:t>
+      </w:r>
+      <w:proofErr w:type="spellStart"/>
+      <w:proofErr w:type="gramStart"/>
+      <w:r>
+        <w:rPr>
+          <w:rFonts w:ascii="Consolas" w:hAnsi="Consolas" w:cstheme="minorHAnsi"/>
+          <w:sz w:val="18"/>
+        </w:rPr>
+        <w:t>IPython.core.display</w:t>
+      </w:r>
+      <w:proofErr w:type="spellEnd"/>
+      <w:proofErr w:type="gramEnd"/>
+      <w:r>
+        <w:rPr>
+          <w:rFonts w:ascii="Consolas" w:hAnsi="Consolas" w:cstheme="minorHAnsi"/>
+          <w:sz w:val="18"/>
+        </w:rPr>
+        <w:t xml:space="preserve"> </w:t>
+      </w:r>
+      <w:proofErr w:type="spellStart"/>
+      <w:r>
+        <w:rPr>
+          <w:rFonts w:ascii="Consolas" w:hAnsi="Consolas" w:cstheme="minorHAnsi"/>
+          <w:sz w:val="18"/>
+        </w:rPr>
+        <w:t>import</w:t>
+      </w:r>
+      <w:proofErr w:type="spellEnd"/>
+      <w:r>
+        <w:rPr>
+          <w:rFonts w:ascii="Consolas" w:hAnsi="Consolas" w:cstheme="minorHAnsi"/>
+          <w:sz w:val="18"/>
+        </w:rPr>
+        <w:t xml:space="preserve"> display, HTML</w:t>
+      </w:r>
+    </w:p>
+    <w:p>
+      <w:pPr>
+        <w:spacing w:after="0"/>
+        <w:rPr>
+          <w:rFonts w:ascii="Consolas" w:hAnsi="Consolas" w:cstheme="minorHAnsi"/>
+          <w:sz w:val="18"/>
+        </w:rPr>
+      </w:pPr>
+    </w:p>
+    <w:p>
+      <w:pPr>
+        <w:spacing w:after="0"/>
+        <w:rPr>
+          <w:rFonts w:ascii="Consolas" w:hAnsi="Consolas" w:cstheme="minorHAnsi"/>
+          <w:sz w:val="18"/>
+        </w:rPr>
+      </w:pPr>
+      <w:r>
+        <w:rPr>
+          <w:rFonts w:ascii="Consolas" w:hAnsi="Consolas" w:cstheme="minorHAnsi"/>
+          <w:sz w:val="18"/>
+        </w:rPr>
+        <w:t>HTML_TEMPLATE = """</w:t>
+      </w:r>
+    </w:p>
+    <w:p>
+      <w:pPr>
+        <w:spacing w:after="0"/>
+        <w:rPr>
+          <w:rFonts w:ascii="Consolas" w:hAnsi="Consolas" w:cstheme="minorHAnsi"/>
+          <w:sz w:val="18"/>
+        </w:rPr>
+      </w:pPr>
+      <w:r>
+        <w:rPr>
+          <w:rFonts w:ascii="Consolas" w:hAnsi="Consolas" w:cstheme="minorHAnsi"/>
+          <w:sz w:val="18"/>
+        </w:rPr>
+        <w:t xml:space="preserve">        &lt;script src="https://cdnjs.cloudflare.com/ajax/libs/webcomponentsjs/1.3.3/webcomponents-lite.js"&gt;&lt;/script&gt;</w:t>
+      </w:r>
+    </w:p>
+    <w:p>
+      <w:pPr>
+        <w:spacing w:after="0"/>
+        <w:rPr>
+          <w:rFonts w:ascii="Consolas" w:hAnsi="Consolas" w:cstheme="minorHAnsi"/>
+          <w:sz w:val="18"/>
+        </w:rPr>
+      </w:pPr>
+      <w:r>
+        <w:rPr>
+          <w:rFonts w:ascii="Consolas" w:hAnsi="Consolas" w:cstheme="minorHAnsi"/>
+          <w:sz w:val="18"/>
+        </w:rPr>
+        <w:t xml:space="preserve">        &lt;link </w:t>
+      </w:r>
+      <w:proofErr w:type="spellStart"/>
+      <w:r>
+        <w:rPr>
+          <w:rFonts w:ascii="Consolas" w:hAnsi="Consolas" w:cstheme="minorHAnsi"/>
+          <w:sz w:val="18"/>
+        </w:rPr>
+        <w:t>rel</w:t>
+      </w:r>
+      <w:proofErr w:type="spellEnd"/>
+      <w:r>
+        <w:rPr>
+          <w:rFonts w:ascii="Consolas" w:hAnsi="Consolas" w:cstheme="minorHAnsi"/>
+          <w:sz w:val="18"/>
+        </w:rPr>
+        <w:t>="</w:t>
+      </w:r>
+      <w:proofErr w:type="spellStart"/>
+      <w:r>
+        <w:rPr>
+          <w:rFonts w:ascii="Consolas" w:hAnsi="Consolas" w:cstheme="minorHAnsi"/>
+          <w:sz w:val="18"/>
+        </w:rPr>
+        <w:t>import</w:t>
+      </w:r>
+      <w:proofErr w:type="spellEnd"/>
+      <w:r>
+        <w:rPr>
+          <w:rFonts w:ascii="Consolas" w:hAnsi="Consolas" w:cstheme="minorHAnsi"/>
+          <w:sz w:val="18"/>
+        </w:rPr>
+        <w:t>" href="https://raw.githubusercontent.com/PAIR-code/facets/1.0.0/facets-dist/facets-jupyter.html" &gt;</w:t>
+      </w:r>
+    </w:p>
+    <w:p>
+      <w:pPr>
+        <w:spacing w:after="0"/>
+        <w:rPr>
+          <w:rFonts w:ascii="Consolas" w:hAnsi="Consolas" w:cstheme="minorHAnsi"/>
+          <w:sz w:val="18"/>
+        </w:rPr>
+      </w:pPr>
+      <w:r>
+        <w:rPr>
+          <w:rFonts w:ascii="Consolas" w:hAnsi="Consolas" w:cstheme="minorHAnsi"/>
+          <w:sz w:val="18"/>
+        </w:rPr>
+        <w:t xml:space="preserve">        &lt;</w:t>
+      </w:r>
+      <w:proofErr w:type="spellStart"/>
+      <w:r>
+        <w:rPr>
+          <w:rFonts w:ascii="Consolas" w:hAnsi="Consolas" w:cstheme="minorHAnsi"/>
+          <w:sz w:val="18"/>
+        </w:rPr>
+        <w:t>facets</w:t>
+      </w:r>
+      <w:proofErr w:type="spellEnd"/>
+      <w:r>
+        <w:rPr>
+          <w:rFonts w:ascii="Consolas" w:hAnsi="Consolas" w:cstheme="minorHAnsi"/>
+          <w:sz w:val="18"/>
+        </w:rPr>
+        <w:t>-overview id="</w:t>
+      </w:r>
+      <w:proofErr w:type="spellStart"/>
+      <w:r>
+        <w:rPr>
+          <w:rFonts w:ascii="Consolas" w:hAnsi="Consolas" w:cstheme="minorHAnsi"/>
+          <w:sz w:val="18"/>
+        </w:rPr>
+        <w:t>elem</w:t>
+      </w:r>
+      <w:proofErr w:type="spellEnd"/>
+      <w:r>
+        <w:rPr>
+          <w:rFonts w:ascii="Consolas" w:hAnsi="Consolas" w:cstheme="minorHAnsi"/>
+          <w:sz w:val="18"/>
+        </w:rPr>
+        <w:t>"&gt;&lt;/</w:t>
+      </w:r>
+      <w:proofErr w:type="spellStart"/>
+      <w:r>
+        <w:rPr>
+          <w:rFonts w:ascii="Consolas" w:hAnsi="Consolas" w:cstheme="minorHAnsi"/>
+          <w:sz w:val="18"/>
+        </w:rPr>
+        <w:t>facets</w:t>
+      </w:r>
+      <w:proofErr w:type="spellEnd"/>
+      <w:r>
+        <w:rPr>
+          <w:rFonts w:ascii="Consolas" w:hAnsi="Consolas" w:cstheme="minorHAnsi"/>
+          <w:sz w:val="18"/>
+        </w:rPr>
+        <w:t>-overview&gt;</w:t>
+      </w:r>
+    </w:p>
+    <w:p>
+      <w:pPr>
+        <w:spacing w:after="0"/>
+        <w:rPr>
+          <w:rFonts w:ascii="Consolas" w:hAnsi="Consolas" w:cstheme="minorHAnsi"/>
+          <w:sz w:val="18"/>
+        </w:rPr>
+      </w:pPr>
+      <w:r>
+        <w:rPr>
+          <w:rFonts w:ascii="Consolas" w:hAnsi="Consolas" w:cstheme="minorHAnsi"/>
+          <w:sz w:val="18"/>
+        </w:rPr>
+        <w:t xml:space="preserve">        &lt;script&gt;</w:t>
+      </w:r>
+    </w:p>
+    <w:p>
+      <w:pPr>
+        <w:spacing w:after="0"/>
+        <w:rPr>
+          <w:rFonts w:ascii="Consolas" w:hAnsi="Consolas" w:cstheme="minorHAnsi"/>
+          <w:sz w:val="18"/>
+        </w:rPr>
+      </w:pPr>
+      <w:r>
+        <w:rPr>
+          <w:rFonts w:ascii="Consolas" w:hAnsi="Consolas" w:cstheme="minorHAnsi"/>
+          <w:sz w:val="18"/>
+        </w:rPr>
+        <w:t xml:space="preserve">          </w:t>
+      </w:r>
+      <w:proofErr w:type="spellStart"/>
+      <w:proofErr w:type="gramStart"/>
+      <w:r>
+        <w:rPr>
+          <w:rFonts w:ascii="Consolas" w:hAnsi="Consolas" w:cstheme="minorHAnsi"/>
+          <w:sz w:val="18"/>
+        </w:rPr>
+        <w:t>document.querySelector</w:t>
+      </w:r>
+      <w:proofErr w:type="spellEnd"/>
+      <w:proofErr w:type="gramEnd"/>
+      <w:r>
+        <w:rPr>
+          <w:rFonts w:ascii="Consolas" w:hAnsi="Consolas" w:cstheme="minorHAnsi"/>
+          <w:sz w:val="18"/>
+        </w:rPr>
+        <w:t>("#</w:t>
+      </w:r>
+      <w:proofErr w:type="spellStart"/>
+      <w:r>
+        <w:rPr>
+          <w:rFonts w:ascii="Consolas" w:hAnsi="Consolas" w:cstheme="minorHAnsi"/>
+          <w:sz w:val="18"/>
+        </w:rPr>
+        <w:t>elem</w:t>
+      </w:r>
+      <w:proofErr w:type="spellEnd"/>
+      <w:r>
+        <w:rPr>
+          <w:rFonts w:ascii="Consolas" w:hAnsi="Consolas" w:cstheme="minorHAnsi"/>
+          <w:sz w:val="18"/>
+        </w:rPr>
+        <w:t>").</w:t>
+      </w:r>
+      <w:proofErr w:type="spellStart"/>
+      <w:r>
+        <w:rPr>
+          <w:rFonts w:ascii="Consolas" w:hAnsi="Consolas" w:cstheme="minorHAnsi"/>
+          <w:sz w:val="18"/>
+        </w:rPr>
+        <w:t>protoInput</w:t>
+      </w:r>
+      <w:proofErr w:type="spellEnd"/>
+      <w:r>
+        <w:rPr>
+          <w:rFonts w:ascii="Consolas" w:hAnsi="Consolas" w:cstheme="minorHAnsi"/>
+          <w:sz w:val="18"/>
+        </w:rPr>
+        <w:t xml:space="preserve"> = "{</w:t>
+      </w:r>
+      <w:proofErr w:type="spellStart"/>
+      <w:r>
+        <w:rPr>
+          <w:rFonts w:ascii="Consolas" w:hAnsi="Consolas" w:cstheme="minorHAnsi"/>
+          <w:sz w:val="18"/>
+        </w:rPr>
+        <w:t>protostr</w:t>
+      </w:r>
+      <w:proofErr w:type="spellEnd"/>
+      <w:r>
+        <w:rPr>
+          <w:rFonts w:ascii="Consolas" w:hAnsi="Consolas" w:cstheme="minorHAnsi"/>
+          <w:sz w:val="18"/>
+        </w:rPr>
+        <w:t>}";</w:t>
+      </w:r>
+    </w:p>
+    <w:p>
+      <w:pPr>
+        <w:spacing w:after="0"/>
+        <w:rPr>
+          <w:rFonts w:ascii="Consolas" w:hAnsi="Consolas" w:cstheme="minorHAnsi"/>
+          <w:sz w:val="18"/>
+        </w:rPr>
+      </w:pPr>
+      <w:r>
+        <w:rPr>
+          <w:rFonts w:ascii="Consolas" w:hAnsi="Consolas" w:cstheme="minorHAnsi"/>
+          <w:sz w:val="18"/>
+        </w:rPr>
+        <w:t xml:space="preserve">        &lt;/script&gt;"""</w:t>
+      </w:r>
+    </w:p>
+    <w:p>
+      <w:pPr>
+        <w:spacing w:after="0"/>
+        <w:rPr>
+          <w:rFonts w:ascii="Consolas" w:hAnsi="Consolas" w:cstheme="minorHAnsi"/>
+          <w:sz w:val="18"/>
+        </w:rPr>
+      </w:pPr>
+      <w:proofErr w:type="spellStart"/>
+      <w:r>
+        <w:rPr>
+          <w:rFonts w:ascii="Consolas" w:hAnsi="Consolas" w:cstheme="minorHAnsi"/>
+          <w:sz w:val="18"/>
+        </w:rPr>
+        <w:t>html</w:t>
+      </w:r>
+      <w:proofErr w:type="spellEnd"/>
+      <w:r>
+        <w:rPr>
+          <w:rFonts w:ascii="Consolas" w:hAnsi="Consolas" w:cstheme="minorHAnsi"/>
+          <w:sz w:val="18"/>
+        </w:rPr>
+        <w:t xml:space="preserve"> = </w:t>
+      </w:r>
+      <w:proofErr w:type="spellStart"/>
+      <w:r>
+        <w:rPr>
+          <w:rFonts w:ascii="Consolas" w:hAnsi="Consolas" w:cstheme="minorHAnsi"/>
+          <w:sz w:val="18"/>
+        </w:rPr>
+        <w:t>HTML_TEMPLATE.format</w:t>
       </w:r>
       <w:proofErr w:type="spellEnd"/>
       <w:r>
@@ -330,7 +1124,279 @@
           <w:rFonts w:ascii="Consolas" w:hAnsi="Consolas" w:cstheme="minorHAnsi"/>
           <w:sz w:val="18"/>
         </w:rPr>
-        <w:t>data_location</w:t>
+        <w:t>protostr</w:t>
+      </w:r>
+      <w:proofErr w:type="spellEnd"/>
+      <w:r>
+        <w:rPr>
+          <w:rFonts w:ascii="Consolas" w:hAnsi="Consolas" w:cstheme="minorHAnsi"/>
+          <w:sz w:val="18"/>
+        </w:rPr>
+        <w:t>=</w:t>
+      </w:r>
+      <w:proofErr w:type="spellStart"/>
+      <w:r>
+        <w:rPr>
+          <w:rFonts w:ascii="Consolas" w:hAnsi="Consolas" w:cstheme="minorHAnsi"/>
+          <w:sz w:val="18"/>
+        </w:rPr>
+        <w:t>protostr</w:t>
+      </w:r>
+      <w:proofErr w:type="spellEnd"/>
+      <w:r>
+        <w:rPr>
+          <w:rFonts w:ascii="Consolas" w:hAnsi="Consolas" w:cstheme="minorHAnsi"/>
+          <w:sz w:val="18"/>
+        </w:rPr>
+        <w:t>)</w:t>
+      </w:r>
+    </w:p>
+    <w:p>
+      <w:pPr>
+        <w:spacing w:after="0"/>
+        <w:rPr>
+          <w:rFonts w:ascii="Consolas" w:hAnsi="Consolas" w:cstheme="minorHAnsi"/>
+          <w:sz w:val="18"/>
+        </w:rPr>
+      </w:pPr>
+      <w:proofErr w:type="gramStart"/>
+      <w:r>
+        <w:rPr>
+          <w:rFonts w:ascii="Consolas" w:hAnsi="Consolas" w:cstheme="minorHAnsi"/>
+          <w:sz w:val="18"/>
+        </w:rPr>
+        <w:t>display(</w:t>
+      </w:r>
+      <w:proofErr w:type="gramEnd"/>
+      <w:r>
+        <w:rPr>
+          <w:rFonts w:ascii="Consolas" w:hAnsi="Consolas" w:cstheme="minorHAnsi"/>
+          <w:sz w:val="18"/>
+        </w:rPr>
+        <w:t>HTML(</w:t>
+      </w:r>
+      <w:proofErr w:type="spellStart"/>
+      <w:r>
+        <w:rPr>
+          <w:rFonts w:ascii="Consolas" w:hAnsi="Consolas" w:cstheme="minorHAnsi"/>
+          <w:sz w:val="18"/>
+        </w:rPr>
+        <w:t>html</w:t>
+      </w:r>
+      <w:proofErr w:type="spellEnd"/>
+      <w:r>
+        <w:rPr>
+          <w:rFonts w:ascii="Consolas" w:hAnsi="Consolas" w:cstheme="minorHAnsi"/>
+          <w:sz w:val="18"/>
+        </w:rPr>
+        <w:t>))</w:t>
+      </w:r>
+    </w:p>
+    <w:p>
+      <w:pPr>
+        <w:spacing w:after="0"/>
+        <w:rPr>
+          <w:rFonts w:ascii="Consolas" w:hAnsi="Consolas" w:cstheme="minorHAnsi"/>
+          <w:sz w:val="18"/>
+        </w:rPr>
+      </w:pPr>
+    </w:p>
+    <w:p>
+      <w:pPr>
+        <w:spacing w:after="0"/>
+        <w:rPr>
+          <w:rFonts w:ascii="Consolas" w:hAnsi="Consolas" w:cstheme="minorHAnsi"/>
+          <w:sz w:val="18"/>
+        </w:rPr>
+      </w:pPr>
+    </w:p>
+    <w:p>
+      <w:pPr>
+        <w:rPr>
+          <w:rFonts w:ascii="Consolas" w:hAnsi="Consolas" w:cstheme="minorHAnsi"/>
+          <w:sz w:val="18"/>
+        </w:rPr>
+      </w:pPr>
+      <w:r>
+        <w:rPr>
+          <w:rFonts w:ascii="Consolas" w:hAnsi="Consolas" w:cstheme="minorHAnsi"/>
+          <w:sz w:val="18"/>
+        </w:rPr>
+        <w:br w:type="page"/>
+      </w:r>
+    </w:p>
+    <w:p>
+      <w:pPr>
+        <w:spacing w:after="0"/>
+        <w:rPr>
+          <w:rFonts w:ascii="Consolas" w:hAnsi="Consolas" w:cstheme="minorHAnsi"/>
+          <w:sz w:val="18"/>
+        </w:rPr>
+      </w:pPr>
+      <w:r>
+        <w:rPr>
+          <w:rFonts w:ascii="Consolas" w:hAnsi="Consolas" w:cstheme="minorHAnsi"/>
+          <w:sz w:val="18"/>
+        </w:rPr>
+        <w:lastRenderedPageBreak/>
+        <w:t xml:space="preserve"># </w:t>
+      </w:r>
+      <w:r>
+        <w:rPr>
+          <w:rFonts w:ascii="Consolas" w:hAnsi="Consolas" w:cstheme="minorHAnsi"/>
+          <w:sz w:val="18"/>
+        </w:rPr>
+        <w:t xml:space="preserve">Mostra a </w:t>
+      </w:r>
+      <w:proofErr w:type="spellStart"/>
+      <w:r>
+        <w:rPr>
+          <w:rFonts w:ascii="Consolas" w:hAnsi="Consolas" w:cstheme="minorHAnsi"/>
+          <w:sz w:val="18"/>
+        </w:rPr>
+        <w:t>Dive</w:t>
+      </w:r>
+      <w:proofErr w:type="spellEnd"/>
+      <w:r>
+        <w:rPr>
+          <w:rFonts w:ascii="Consolas" w:hAnsi="Consolas" w:cstheme="minorHAnsi"/>
+          <w:sz w:val="18"/>
+        </w:rPr>
+        <w:t xml:space="preserve"> </w:t>
+      </w:r>
+      <w:proofErr w:type="spellStart"/>
+      <w:r>
+        <w:rPr>
+          <w:rFonts w:ascii="Consolas" w:hAnsi="Consolas" w:cstheme="minorHAnsi"/>
+          <w:sz w:val="18"/>
+        </w:rPr>
+        <w:t>Visualization</w:t>
+      </w:r>
+      <w:proofErr w:type="spellEnd"/>
+    </w:p>
+    <w:p>
+      <w:pPr>
+        <w:spacing w:after="0"/>
+        <w:rPr>
+          <w:rFonts w:ascii="Consolas" w:hAnsi="Consolas" w:cstheme="minorHAnsi"/>
+          <w:sz w:val="18"/>
+        </w:rPr>
+      </w:pPr>
+      <w:proofErr w:type="spellStart"/>
+      <w:r>
+        <w:rPr>
+          <w:rFonts w:ascii="Consolas" w:hAnsi="Consolas" w:cstheme="minorHAnsi"/>
+          <w:sz w:val="18"/>
+        </w:rPr>
+        <w:t>from</w:t>
+      </w:r>
+      <w:proofErr w:type="spellEnd"/>
+      <w:r>
+        <w:rPr>
+          <w:rFonts w:ascii="Consolas" w:hAnsi="Consolas" w:cstheme="minorHAnsi"/>
+          <w:sz w:val="18"/>
+        </w:rPr>
+        <w:t xml:space="preserve"> </w:t>
+      </w:r>
+      <w:proofErr w:type="spellStart"/>
+      <w:proofErr w:type="gramStart"/>
+      <w:r>
+        <w:rPr>
+          <w:rFonts w:ascii="Consolas" w:hAnsi="Consolas" w:cstheme="minorHAnsi"/>
+          <w:sz w:val="18"/>
+        </w:rPr>
+        <w:t>IPython.core.display</w:t>
+      </w:r>
+      <w:proofErr w:type="spellEnd"/>
+      <w:proofErr w:type="gramEnd"/>
+      <w:r>
+        <w:rPr>
+          <w:rFonts w:ascii="Consolas" w:hAnsi="Consolas" w:cstheme="minorHAnsi"/>
+          <w:sz w:val="18"/>
+        </w:rPr>
+        <w:t xml:space="preserve"> </w:t>
+      </w:r>
+      <w:proofErr w:type="spellStart"/>
+      <w:r>
+        <w:rPr>
+          <w:rFonts w:ascii="Consolas" w:hAnsi="Consolas" w:cstheme="minorHAnsi"/>
+          <w:sz w:val="18"/>
+        </w:rPr>
+        <w:t>import</w:t>
+      </w:r>
+      <w:proofErr w:type="spellEnd"/>
+      <w:r>
+        <w:rPr>
+          <w:rFonts w:ascii="Consolas" w:hAnsi="Consolas" w:cstheme="minorHAnsi"/>
+          <w:sz w:val="18"/>
+        </w:rPr>
+        <w:t xml:space="preserve"> display, HTML</w:t>
+      </w:r>
+    </w:p>
+    <w:p>
+      <w:pPr>
+        <w:spacing w:after="0"/>
+        <w:rPr>
+          <w:rFonts w:cstheme="minorHAnsi"/>
+          <w:b/>
+        </w:rPr>
+      </w:pPr>
+    </w:p>
+    <w:p>
+      <w:pPr>
+        <w:spacing w:after="0"/>
+        <w:rPr>
+          <w:rFonts w:ascii="Consolas" w:hAnsi="Consolas" w:cstheme="minorHAnsi"/>
+          <w:sz w:val="18"/>
+        </w:rPr>
+      </w:pPr>
+      <w:proofErr w:type="spellStart"/>
+      <w:r>
+        <w:rPr>
+          <w:rFonts w:ascii="Consolas" w:hAnsi="Consolas" w:cstheme="minorHAnsi"/>
+          <w:sz w:val="18"/>
+        </w:rPr>
+        <w:t>jsonstr</w:t>
+      </w:r>
+      <w:proofErr w:type="spellEnd"/>
+      <w:r>
+        <w:rPr>
+          <w:rFonts w:ascii="Consolas" w:hAnsi="Consolas" w:cstheme="minorHAnsi"/>
+          <w:sz w:val="18"/>
+        </w:rPr>
+        <w:t xml:space="preserve"> = </w:t>
+      </w:r>
+      <w:proofErr w:type="spellStart"/>
+      <w:r>
+        <w:rPr>
+          <w:rFonts w:ascii="Consolas" w:hAnsi="Consolas" w:cstheme="minorHAnsi"/>
+          <w:b/>
+          <w:sz w:val="18"/>
+        </w:rPr>
+        <w:t>pd</w:t>
+      </w:r>
+      <w:r>
+        <w:rPr>
+          <w:rFonts w:ascii="Consolas" w:hAnsi="Consolas" w:cstheme="minorHAnsi"/>
+          <w:sz w:val="18"/>
+        </w:rPr>
+        <w:t>.to_json</w:t>
+      </w:r>
+      <w:proofErr w:type="spellEnd"/>
+      <w:r>
+        <w:rPr>
+          <w:rFonts w:ascii="Consolas" w:hAnsi="Consolas" w:cstheme="minorHAnsi"/>
+          <w:sz w:val="18"/>
+        </w:rPr>
+        <w:t>(</w:t>
+      </w:r>
+      <w:proofErr w:type="spellStart"/>
+      <w:r>
+        <w:rPr>
+          <w:rFonts w:ascii="Consolas" w:hAnsi="Consolas" w:cstheme="minorHAnsi"/>
+          <w:sz w:val="18"/>
+        </w:rPr>
+        <w:t>orient</w:t>
       </w:r>
       <w:proofErr w:type="spellEnd"/>
       <w:r>
@@ -340,93 +1406,344 @@
         </w:rPr>
         <w:t>='</w:t>
       </w:r>
-      <w:r>
-        <w:rPr>
-          <w:rFonts w:ascii="Consolas" w:hAnsi="Consolas" w:cstheme="minorHAnsi"/>
-          <w:sz w:val="18"/>
-        </w:rPr>
-        <w:t>data</w:t>
-      </w:r>
-      <w:r>
-        <w:rPr>
-          <w:rFonts w:ascii="Consolas" w:hAnsi="Consolas" w:cstheme="minorHAnsi"/>
-          <w:sz w:val="18"/>
-        </w:rPr>
-        <w:t xml:space="preserve">.csv', </w:t>
-      </w:r>
-      <w:proofErr w:type="spellStart"/>
-      <w:r>
-        <w:rPr>
-          <w:rFonts w:ascii="Consolas" w:hAnsi="Consolas" w:cstheme="minorHAnsi"/>
-          <w:sz w:val="18"/>
-        </w:rPr>
-        <w:t>delimiter</w:t>
-      </w:r>
-      <w:proofErr w:type="spellEnd"/>
-      <w:r>
-        <w:rPr>
-          <w:rFonts w:ascii="Consolas" w:hAnsi="Consolas" w:cstheme="minorHAnsi"/>
-          <w:sz w:val="18"/>
-        </w:rPr>
-        <w:t>=',')</w:t>
-      </w:r>
-      <w:r>
-        <w:rPr>
-          <w:rFonts w:ascii="Consolas" w:hAnsi="Consolas" w:cstheme="minorHAnsi"/>
-          <w:sz w:val="18"/>
-        </w:rPr>
-        <w:t xml:space="preserve"> #Usar aqui o arquivo .</w:t>
-      </w:r>
-      <w:proofErr w:type="spellStart"/>
-      <w:r>
-        <w:rPr>
-          <w:rFonts w:ascii="Consolas" w:hAnsi="Consolas" w:cstheme="minorHAnsi"/>
-          <w:sz w:val="18"/>
-        </w:rPr>
-        <w:t>csv</w:t>
-      </w:r>
-      <w:proofErr w:type="spellEnd"/>
-      <w:r>
-        <w:rPr>
-          <w:rFonts w:ascii="Consolas" w:hAnsi="Consolas" w:cstheme="minorHAnsi"/>
-          <w:sz w:val="18"/>
-        </w:rPr>
-        <w:t xml:space="preserve"> que usamos na primeira aula!</w:t>
-      </w:r>
-    </w:p>
-    <w:p>
-      <w:pPr>
-        <w:spacing w:after="0"/>
-        <w:rPr>
-          <w:rFonts w:ascii="Consolas" w:hAnsi="Consolas" w:cstheme="minorHAnsi"/>
-          <w:sz w:val="18"/>
-        </w:rPr>
-      </w:pPr>
-    </w:p>
-    <w:p>
-      <w:pPr>
-        <w:spacing w:after="0"/>
-        <w:rPr>
-          <w:rFonts w:ascii="Consolas" w:hAnsi="Consolas" w:cstheme="minorHAnsi"/>
-          <w:sz w:val="18"/>
-        </w:rPr>
-      </w:pPr>
+      <w:proofErr w:type="spellStart"/>
+      <w:r>
+        <w:rPr>
+          <w:rFonts w:ascii="Consolas" w:hAnsi="Consolas" w:cstheme="minorHAnsi"/>
+          <w:sz w:val="18"/>
+        </w:rPr>
+        <w:t>records</w:t>
+      </w:r>
+      <w:proofErr w:type="spellEnd"/>
+      <w:r>
+        <w:rPr>
+          <w:rFonts w:ascii="Consolas" w:hAnsi="Consolas" w:cstheme="minorHAnsi"/>
+          <w:sz w:val="18"/>
+        </w:rPr>
+        <w:t>')</w:t>
+      </w:r>
+    </w:p>
+    <w:p>
+      <w:pPr>
+        <w:spacing w:after="0"/>
+        <w:rPr>
+          <w:rFonts w:ascii="Consolas" w:hAnsi="Consolas" w:cstheme="minorHAnsi"/>
+          <w:sz w:val="12"/>
+        </w:rPr>
+      </w:pPr>
+      <w:r>
+        <w:rPr>
+          <w:rFonts w:ascii="Consolas" w:hAnsi="Consolas" w:cstheme="minorHAnsi"/>
+          <w:sz w:val="18"/>
+        </w:rPr>
+        <w:t xml:space="preserve">HTML_TEMPLATE = </w:t>
+      </w:r>
+      <w:r>
+        <w:rPr>
+          <w:rFonts w:ascii="Consolas" w:hAnsi="Consolas" w:cstheme="minorHAnsi"/>
+          <w:sz w:val="12"/>
+          <w:szCs w:val="12"/>
+        </w:rPr>
+        <w:t>"</w:t>
+      </w:r>
+      <w:r>
+        <w:rPr>
+          <w:rFonts w:ascii="Consolas" w:hAnsi="Consolas" w:cstheme="minorHAnsi"/>
+          <w:sz w:val="12"/>
+          <w:szCs w:val="12"/>
+        </w:rPr>
+        <w:t>""</w:t>
+      </w:r>
+    </w:p>
+    <w:p>
+      <w:pPr>
+        <w:spacing w:after="0"/>
+        <w:rPr>
+          <w:rFonts w:ascii="Consolas" w:hAnsi="Consolas" w:cstheme="minorHAnsi"/>
+          <w:sz w:val="12"/>
+        </w:rPr>
+      </w:pPr>
+      <w:r>
+        <w:rPr>
+          <w:rFonts w:ascii="Consolas" w:hAnsi="Consolas" w:cstheme="minorHAnsi"/>
+          <w:sz w:val="12"/>
+        </w:rPr>
+        <w:t xml:space="preserve">        &lt;script src="https://cdnjs.cloudflare.com/ajax/libs/webcomponentsjs/1.3.3/webcomponents-lite.js"&gt;&lt;/script&gt;</w:t>
+      </w:r>
+    </w:p>
+    <w:p>
+      <w:pPr>
+        <w:spacing w:after="0"/>
+        <w:rPr>
+          <w:rFonts w:ascii="Consolas" w:hAnsi="Consolas" w:cstheme="minorHAnsi"/>
+          <w:sz w:val="12"/>
+        </w:rPr>
+      </w:pPr>
+      <w:r>
+        <w:rPr>
+          <w:rFonts w:ascii="Consolas" w:hAnsi="Consolas" w:cstheme="minorHAnsi"/>
+          <w:sz w:val="12"/>
+        </w:rPr>
+        <w:t xml:space="preserve">        &lt;link </w:t>
+      </w:r>
+      <w:proofErr w:type="spellStart"/>
+      <w:r>
+        <w:rPr>
+          <w:rFonts w:ascii="Consolas" w:hAnsi="Consolas" w:cstheme="minorHAnsi"/>
+          <w:sz w:val="12"/>
+        </w:rPr>
+        <w:t>rel</w:t>
+      </w:r>
+      <w:proofErr w:type="spellEnd"/>
+      <w:r>
+        <w:rPr>
+          <w:rFonts w:ascii="Consolas" w:hAnsi="Consolas" w:cstheme="minorHAnsi"/>
+          <w:sz w:val="12"/>
+        </w:rPr>
+        <w:t>="</w:t>
+      </w:r>
+      <w:proofErr w:type="spellStart"/>
+      <w:r>
+        <w:rPr>
+          <w:rFonts w:ascii="Consolas" w:hAnsi="Consolas" w:cstheme="minorHAnsi"/>
+          <w:sz w:val="12"/>
+        </w:rPr>
+        <w:t>import</w:t>
+      </w:r>
+      <w:proofErr w:type="spellEnd"/>
+      <w:r>
+        <w:rPr>
+          <w:rFonts w:ascii="Consolas" w:hAnsi="Consolas" w:cstheme="minorHAnsi"/>
+          <w:sz w:val="12"/>
+        </w:rPr>
+        <w:t>" href="https://raw.githubusercontent.com/PAIR-code/facets/1.0.0/facets-dist/facets-jupyter.html"&gt;</w:t>
+      </w:r>
+    </w:p>
+    <w:p>
+      <w:pPr>
+        <w:spacing w:after="0"/>
+        <w:rPr>
+          <w:rFonts w:ascii="Consolas" w:hAnsi="Consolas" w:cstheme="minorHAnsi"/>
+          <w:sz w:val="12"/>
+        </w:rPr>
+      </w:pPr>
+      <w:r>
+        <w:rPr>
+          <w:rFonts w:ascii="Consolas" w:hAnsi="Consolas" w:cstheme="minorHAnsi"/>
+          <w:sz w:val="12"/>
+        </w:rPr>
+        <w:t xml:space="preserve">        &lt;</w:t>
+      </w:r>
+      <w:proofErr w:type="spellStart"/>
+      <w:r>
+        <w:rPr>
+          <w:rFonts w:ascii="Consolas" w:hAnsi="Consolas" w:cstheme="minorHAnsi"/>
+          <w:sz w:val="12"/>
+        </w:rPr>
+        <w:t>facets-dive</w:t>
+      </w:r>
+      <w:proofErr w:type="spellEnd"/>
+      <w:r>
+        <w:rPr>
+          <w:rFonts w:ascii="Consolas" w:hAnsi="Consolas" w:cstheme="minorHAnsi"/>
+          <w:sz w:val="12"/>
+        </w:rPr>
+        <w:t xml:space="preserve"> id="</w:t>
+      </w:r>
+      <w:proofErr w:type="spellStart"/>
+      <w:r>
+        <w:rPr>
+          <w:rFonts w:ascii="Consolas" w:hAnsi="Consolas" w:cstheme="minorHAnsi"/>
+          <w:sz w:val="12"/>
+        </w:rPr>
+        <w:t>elem</w:t>
+      </w:r>
+      <w:proofErr w:type="spellEnd"/>
+      <w:r>
+        <w:rPr>
+          <w:rFonts w:ascii="Consolas" w:hAnsi="Consolas" w:cstheme="minorHAnsi"/>
+          <w:sz w:val="12"/>
+        </w:rPr>
+        <w:t xml:space="preserve">" </w:t>
+      </w:r>
+      <w:proofErr w:type="spellStart"/>
+      <w:r>
+        <w:rPr>
+          <w:rFonts w:ascii="Consolas" w:hAnsi="Consolas" w:cstheme="minorHAnsi"/>
+          <w:sz w:val="12"/>
+        </w:rPr>
+        <w:t>height</w:t>
+      </w:r>
+      <w:proofErr w:type="spellEnd"/>
+      <w:r>
+        <w:rPr>
+          <w:rFonts w:ascii="Consolas" w:hAnsi="Consolas" w:cstheme="minorHAnsi"/>
+          <w:sz w:val="12"/>
+        </w:rPr>
+        <w:t>="600"&gt;&lt;/</w:t>
+      </w:r>
+      <w:proofErr w:type="spellStart"/>
+      <w:r>
+        <w:rPr>
+          <w:rFonts w:ascii="Consolas" w:hAnsi="Consolas" w:cstheme="minorHAnsi"/>
+          <w:sz w:val="12"/>
+        </w:rPr>
+        <w:t>facets-dive</w:t>
+      </w:r>
+      <w:proofErr w:type="spellEnd"/>
+      <w:r>
+        <w:rPr>
+          <w:rFonts w:ascii="Consolas" w:hAnsi="Consolas" w:cstheme="minorHAnsi"/>
+          <w:sz w:val="12"/>
+        </w:rPr>
+        <w:t>&gt;</w:t>
+      </w:r>
+    </w:p>
+    <w:p>
+      <w:pPr>
+        <w:spacing w:after="0"/>
+        <w:rPr>
+          <w:rFonts w:ascii="Consolas" w:hAnsi="Consolas" w:cstheme="minorHAnsi"/>
+          <w:sz w:val="12"/>
+        </w:rPr>
+      </w:pPr>
+      <w:r>
+        <w:rPr>
+          <w:rFonts w:ascii="Consolas" w:hAnsi="Consolas" w:cstheme="minorHAnsi"/>
+          <w:sz w:val="12"/>
+        </w:rPr>
+        <w:t xml:space="preserve">        &lt;script&gt;</w:t>
+      </w:r>
+    </w:p>
+    <w:p>
+      <w:pPr>
+        <w:spacing w:after="0"/>
+        <w:rPr>
+          <w:rFonts w:ascii="Consolas" w:hAnsi="Consolas" w:cstheme="minorHAnsi"/>
+          <w:sz w:val="12"/>
+        </w:rPr>
+      </w:pPr>
+      <w:r>
+        <w:rPr>
+          <w:rFonts w:ascii="Consolas" w:hAnsi="Consolas" w:cstheme="minorHAnsi"/>
+          <w:sz w:val="12"/>
+        </w:rPr>
+        <w:t xml:space="preserve">          var data = {</w:t>
+      </w:r>
+      <w:proofErr w:type="spellStart"/>
+      <w:r>
+        <w:rPr>
+          <w:rFonts w:ascii="Consolas" w:hAnsi="Consolas" w:cstheme="minorHAnsi"/>
+          <w:sz w:val="12"/>
+        </w:rPr>
+        <w:t>jsonstr</w:t>
+      </w:r>
+      <w:proofErr w:type="spellEnd"/>
+      <w:r>
+        <w:rPr>
+          <w:rFonts w:ascii="Consolas" w:hAnsi="Consolas" w:cstheme="minorHAnsi"/>
+          <w:sz w:val="12"/>
+        </w:rPr>
+        <w:t>};</w:t>
+      </w:r>
+    </w:p>
+    <w:p>
+      <w:pPr>
+        <w:spacing w:after="0"/>
+        <w:rPr>
+          <w:rFonts w:ascii="Consolas" w:hAnsi="Consolas" w:cstheme="minorHAnsi"/>
+          <w:sz w:val="12"/>
+        </w:rPr>
+      </w:pPr>
+      <w:r>
+        <w:rPr>
+          <w:rFonts w:ascii="Consolas" w:hAnsi="Consolas" w:cstheme="minorHAnsi"/>
+          <w:sz w:val="12"/>
+        </w:rPr>
+        <w:t xml:space="preserve">          </w:t>
+      </w:r>
       <w:proofErr w:type="spellStart"/>
       <w:proofErr w:type="gramStart"/>
       <w:r>
         <w:rPr>
           <w:rFonts w:ascii="Consolas" w:hAnsi="Consolas" w:cstheme="minorHAnsi"/>
-          <w:sz w:val="18"/>
-        </w:rPr>
-        <w:t>tfdv.visualize</w:t>
-      </w:r>
+          <w:sz w:val="12"/>
+        </w:rPr>
+        <w:t>document.querySelector</w:t>
+      </w:r>
+      <w:proofErr w:type="spellEnd"/>
       <w:proofErr w:type="gramEnd"/>
       <w:r>
         <w:rPr>
           <w:rFonts w:ascii="Consolas" w:hAnsi="Consolas" w:cstheme="minorHAnsi"/>
-          <w:sz w:val="18"/>
-        </w:rPr>
-        <w:t>_statistics</w:t>
+          <w:sz w:val="12"/>
+        </w:rPr>
+        <w:t>("#</w:t>
+      </w:r>
+      <w:proofErr w:type="spellStart"/>
+      <w:r>
+        <w:rPr>
+          <w:rFonts w:ascii="Consolas" w:hAnsi="Consolas" w:cstheme="minorHAnsi"/>
+          <w:sz w:val="12"/>
+        </w:rPr>
+        <w:t>elem</w:t>
+      </w:r>
+      <w:proofErr w:type="spellEnd"/>
+      <w:r>
+        <w:rPr>
+          <w:rFonts w:ascii="Consolas" w:hAnsi="Consolas" w:cstheme="minorHAnsi"/>
+          <w:sz w:val="12"/>
+        </w:rPr>
+        <w:t>").data = data;</w:t>
+      </w:r>
+    </w:p>
+    <w:p>
+      <w:pPr>
+        <w:spacing w:after="0"/>
+        <w:rPr>
+          <w:rFonts w:ascii="Consolas" w:hAnsi="Consolas" w:cstheme="minorHAnsi"/>
+          <w:sz w:val="12"/>
+        </w:rPr>
+      </w:pPr>
+      <w:r>
+        <w:rPr>
+          <w:rFonts w:ascii="Consolas" w:hAnsi="Consolas" w:cstheme="minorHAnsi"/>
+          <w:sz w:val="12"/>
+        </w:rPr>
+        <w:t xml:space="preserve">        &lt;/script&gt;"""</w:t>
+      </w:r>
+    </w:p>
+    <w:p>
+      <w:pPr>
+        <w:spacing w:after="0"/>
+        <w:rPr>
+          <w:rFonts w:ascii="Consolas" w:hAnsi="Consolas" w:cstheme="minorHAnsi"/>
+          <w:sz w:val="18"/>
+        </w:rPr>
+      </w:pPr>
+      <w:proofErr w:type="spellStart"/>
+      <w:r>
+        <w:rPr>
+          <w:rFonts w:ascii="Consolas" w:hAnsi="Consolas" w:cstheme="minorHAnsi"/>
+          <w:sz w:val="18"/>
+        </w:rPr>
+        <w:t>html</w:t>
+      </w:r>
+      <w:proofErr w:type="spellEnd"/>
+      <w:r>
+        <w:rPr>
+          <w:rFonts w:ascii="Consolas" w:hAnsi="Consolas" w:cstheme="minorHAnsi"/>
+          <w:sz w:val="18"/>
+        </w:rPr>
+        <w:t xml:space="preserve"> = </w:t>
+      </w:r>
+      <w:proofErr w:type="spellStart"/>
+      <w:r>
+        <w:rPr>
+          <w:rFonts w:ascii="Consolas" w:hAnsi="Consolas" w:cstheme="minorHAnsi"/>
+          <w:sz w:val="18"/>
+        </w:rPr>
+        <w:t>HTML_TEMPLATE.format</w:t>
       </w:r>
       <w:proofErr w:type="spellEnd"/>
       <w:r>
@@ -442,7 +1759,23 @@
           <w:rFonts w:ascii="Consolas" w:hAnsi="Consolas" w:cstheme="minorHAnsi"/>
           <w:sz w:val="18"/>
         </w:rPr>
-        <w:t>stats</w:t>
+        <w:t>jsonstr</w:t>
+      </w:r>
+      <w:proofErr w:type="spellEnd"/>
+      <w:r>
+        <w:rPr>
+          <w:rFonts w:ascii="Consolas" w:hAnsi="Consolas" w:cstheme="minorHAnsi"/>
+          <w:sz w:val="18"/>
+        </w:rPr>
+        <w:t>=</w:t>
+      </w:r>
+      <w:proofErr w:type="spellStart"/>
+      <w:r>
+        <w:rPr>
+          <w:rFonts w:ascii="Consolas" w:hAnsi="Consolas" w:cstheme="minorHAnsi"/>
+          <w:sz w:val="18"/>
+        </w:rPr>
+        <w:t>jsonstr</w:t>
       </w:r>
       <w:proofErr w:type="spellEnd"/>
       <w:r>
@@ -461,68 +1794,59 @@
           <w:sz w:val="18"/>
         </w:rPr>
       </w:pPr>
-      <w:proofErr w:type="spellStart"/>
       <w:proofErr w:type="gramStart"/>
       <w:r>
         <w:rPr>
           <w:rFonts w:ascii="Consolas" w:hAnsi="Consolas" w:cstheme="minorHAnsi"/>
           <w:sz w:val="18"/>
         </w:rPr>
-        <w:t>stats.datasets</w:t>
-      </w:r>
-      <w:proofErr w:type="spellEnd"/>
+        <w:t>display(</w:t>
+      </w:r>
       <w:proofErr w:type="gramEnd"/>
       <w:r>
         <w:rPr>
           <w:rFonts w:ascii="Consolas" w:hAnsi="Consolas" w:cstheme="minorHAnsi"/>
           <w:sz w:val="18"/>
         </w:rPr>
-        <w:t>[0].</w:t>
-      </w:r>
-      <w:proofErr w:type="spellStart"/>
-      <w:r>
-        <w:rPr>
-          <w:rFonts w:ascii="Consolas" w:hAnsi="Consolas" w:cstheme="minorHAnsi"/>
-          <w:sz w:val="18"/>
-        </w:rPr>
-        <w:t>features</w:t>
-      </w:r>
-      <w:proofErr w:type="spellEnd"/>
-      <w:r>
-        <w:rPr>
-          <w:rFonts w:ascii="Consolas" w:hAnsi="Consolas" w:cstheme="minorHAnsi"/>
-          <w:sz w:val="18"/>
-        </w:rPr>
-        <w:t>[7].</w:t>
-      </w:r>
-      <w:proofErr w:type="spellStart"/>
-      <w:r>
-        <w:rPr>
-          <w:rFonts w:ascii="Consolas" w:hAnsi="Consolas" w:cstheme="minorHAnsi"/>
-          <w:sz w:val="18"/>
-        </w:rPr>
-        <w:t>string_stats.rank_histogram</w:t>
-      </w:r>
-      <w:proofErr w:type="spellEnd"/>
-    </w:p>
-    <w:p>
-      <w:pPr>
-        <w:rPr>
-          <w:rFonts w:cstheme="minorHAnsi"/>
-          <w:b/>
-        </w:rPr>
-      </w:pPr>
-      <w:r>
-        <w:rPr>
-          <w:rFonts w:cstheme="minorHAnsi"/>
-          <w:b/>
-        </w:rPr>
-        <w:br w:type="page"/>
-      </w:r>
-    </w:p>
-    <w:p>
-      <w:pPr>
-        <w:jc w:val="both"/>
+        <w:t>HTML(</w:t>
+      </w:r>
+      <w:proofErr w:type="spellStart"/>
+      <w:r>
+        <w:rPr>
+          <w:rFonts w:ascii="Consolas" w:hAnsi="Consolas" w:cstheme="minorHAnsi"/>
+          <w:sz w:val="18"/>
+        </w:rPr>
+        <w:t>html</w:t>
+      </w:r>
+      <w:proofErr w:type="spellEnd"/>
+      <w:r>
+        <w:rPr>
+          <w:rFonts w:ascii="Consolas" w:hAnsi="Consolas" w:cstheme="minorHAnsi"/>
+          <w:sz w:val="18"/>
+        </w:rPr>
+        <w:t>))</w:t>
+      </w:r>
+    </w:p>
+    <w:p>
+      <w:pPr>
+        <w:spacing w:after="0"/>
+        <w:rPr>
+          <w:rFonts w:ascii="Consolas" w:hAnsi="Consolas" w:cstheme="minorHAnsi"/>
+          <w:sz w:val="18"/>
+        </w:rPr>
+      </w:pPr>
+    </w:p>
+    <w:p>
+      <w:pPr>
+        <w:spacing w:after="0"/>
+        <w:rPr>
+          <w:rFonts w:ascii="Consolas" w:hAnsi="Consolas" w:cstheme="minorHAnsi"/>
+          <w:sz w:val="18"/>
+        </w:rPr>
+      </w:pPr>
+    </w:p>
+    <w:p>
+      <w:pPr>
         <w:rPr>
           <w:rFonts w:cstheme="minorHAnsi"/>
           <w:b/>
@@ -535,6 +1859,24 @@
           <w:b/>
           <w:sz w:val="28"/>
         </w:rPr>
+        <w:br w:type="page"/>
+      </w:r>
+    </w:p>
+    <w:p>
+      <w:pPr>
+        <w:jc w:val="both"/>
+        <w:rPr>
+          <w:rFonts w:cstheme="minorHAnsi"/>
+          <w:b/>
+          <w:sz w:val="28"/>
+        </w:rPr>
+      </w:pPr>
+      <w:r>
+        <w:rPr>
+          <w:rFonts w:cstheme="minorHAnsi"/>
+          <w:b/>
+          <w:sz w:val="28"/>
+        </w:rPr>
         <w:lastRenderedPageBreak/>
         <w:t>Acessando modelo via API</w:t>
       </w:r>
@@ -1360,6 +2702,31 @@
           <w:sz w:val="18"/>
         </w:rPr>
       </w:pPr>
+      <w:proofErr w:type="spellStart"/>
+      <w:r>
+        <w:rPr>
+          <w:rFonts w:ascii="Consolas" w:hAnsi="Consolas" w:cstheme="minorHAnsi"/>
+          <w:sz w:val="18"/>
+        </w:rPr>
+        <w:t>import</w:t>
+      </w:r>
+      <w:proofErr w:type="spellEnd"/>
+      <w:r>
+        <w:rPr>
+          <w:rFonts w:ascii="Consolas" w:hAnsi="Consolas" w:cstheme="minorHAnsi"/>
+          <w:sz w:val="18"/>
+        </w:rPr>
+        <w:t xml:space="preserve"> time</w:t>
+      </w:r>
+    </w:p>
+    <w:p>
+      <w:pPr>
+        <w:spacing w:after="0"/>
+        <w:rPr>
+          <w:rFonts w:ascii="Consolas" w:hAnsi="Consolas" w:cstheme="minorHAnsi"/>
+          <w:sz w:val="18"/>
+        </w:rPr>
+      </w:pPr>
     </w:p>
     <w:p>
       <w:pPr>
@@ -3176,8 +4543,16 @@
         <w:rPr>
           <w:rFonts w:cstheme="minorHAnsi"/>
         </w:rPr>
-        <w:t>:</w:t>
-      </w:r>
+        <w:t xml:space="preserve"> ou no terminal do </w:t>
+      </w:r>
+      <w:proofErr w:type="spellStart"/>
+      <w:r>
+        <w:rPr>
+          <w:rFonts w:cstheme="minorHAnsi"/>
+        </w:rPr>
+        <w:t>VSCode</w:t>
+      </w:r>
+      <w:proofErr w:type="spellEnd"/>
     </w:p>
     <w:p>
       <w:pPr>
@@ -3347,13 +4722,39 @@
           <w:szCs w:val="18"/>
         </w:rPr>
       </w:pPr>
+      <w:proofErr w:type="spellStart"/>
       <w:r>
         <w:rPr>
           <w:rFonts w:ascii="Consolas" w:hAnsi="Consolas" w:cstheme="minorHAnsi"/>
           <w:sz w:val="18"/>
           <w:szCs w:val="18"/>
         </w:rPr>
-        <w:t># Enviar uma imagem para a API</w:t>
+        <w:t>image_path</w:t>
+      </w:r>
+      <w:proofErr w:type="spellEnd"/>
+      <w:r>
+        <w:rPr>
+          <w:rFonts w:ascii="Consolas" w:hAnsi="Consolas" w:cstheme="minorHAnsi"/>
+          <w:sz w:val="18"/>
+          <w:szCs w:val="18"/>
+        </w:rPr>
+        <w:t xml:space="preserve"> = "</w:t>
+      </w:r>
+      <w:r>
+        <w:rPr>
+          <w:rFonts w:ascii="Consolas" w:hAnsi="Consolas" w:cstheme="minorHAnsi"/>
+          <w:sz w:val="18"/>
+          <w:szCs w:val="18"/>
+        </w:rPr>
+        <w:t>path/da/imagem</w:t>
+      </w:r>
+      <w:r>
+        <w:rPr>
+          <w:rFonts w:ascii="Consolas" w:hAnsi="Consolas" w:cstheme="minorHAnsi"/>
+          <w:sz w:val="18"/>
+          <w:szCs w:val="18"/>
+        </w:rPr>
+        <w:t>"</w:t>
       </w:r>
     </w:p>
     <w:p>
@@ -3373,6 +4774,34 @@
           <w:sz w:val="18"/>
           <w:szCs w:val="18"/>
         </w:rPr>
+        <w:t>with</w:t>
+      </w:r>
+      <w:proofErr w:type="spellEnd"/>
+      <w:r>
+        <w:rPr>
+          <w:rFonts w:ascii="Consolas" w:hAnsi="Consolas" w:cstheme="minorHAnsi"/>
+          <w:sz w:val="18"/>
+          <w:szCs w:val="18"/>
+        </w:rPr>
+        <w:t xml:space="preserve"> </w:t>
+      </w:r>
+      <w:proofErr w:type="gramStart"/>
+      <w:r>
+        <w:rPr>
+          <w:rFonts w:ascii="Consolas" w:hAnsi="Consolas" w:cstheme="minorHAnsi"/>
+          <w:sz w:val="18"/>
+          <w:szCs w:val="18"/>
+        </w:rPr>
+        <w:t>open(</w:t>
+      </w:r>
+      <w:proofErr w:type="spellStart"/>
+      <w:proofErr w:type="gramEnd"/>
+      <w:r>
+        <w:rPr>
+          <w:rFonts w:ascii="Consolas" w:hAnsi="Consolas" w:cstheme="minorHAnsi"/>
+          <w:sz w:val="18"/>
+          <w:szCs w:val="18"/>
+        </w:rPr>
         <w:t>image_path</w:t>
       </w:r>
       <w:proofErr w:type="spellEnd"/>
@@ -3382,7 +4811,25 @@
           <w:sz w:val="18"/>
           <w:szCs w:val="18"/>
         </w:rPr>
-        <w:t xml:space="preserve"> = “caminho/para/imagem”</w:t>
+        <w:t>, "</w:t>
+      </w:r>
+      <w:proofErr w:type="spellStart"/>
+      <w:r>
+        <w:rPr>
+          <w:rFonts w:ascii="Consolas" w:hAnsi="Consolas" w:cstheme="minorHAnsi"/>
+          <w:sz w:val="18"/>
+          <w:szCs w:val="18"/>
+        </w:rPr>
+        <w:t>rb</w:t>
+      </w:r>
+      <w:proofErr w:type="spellEnd"/>
+      <w:r>
+        <w:rPr>
+          <w:rFonts w:ascii="Consolas" w:hAnsi="Consolas" w:cstheme="minorHAnsi"/>
+          <w:sz w:val="18"/>
+          <w:szCs w:val="18"/>
+        </w:rPr>
+        <w:t>") as f:</w:t>
       </w:r>
     </w:p>
     <w:p>
@@ -3395,52 +4842,192 @@
           <w:szCs w:val="18"/>
         </w:rPr>
       </w:pPr>
-      <w:proofErr w:type="spellStart"/>
       <w:r>
         <w:rPr>
           <w:rFonts w:ascii="Consolas" w:hAnsi="Consolas" w:cstheme="minorHAnsi"/>
           <w:sz w:val="18"/>
           <w:szCs w:val="18"/>
         </w:rPr>
-        <w:t>image_data</w:t>
-      </w:r>
-      <w:proofErr w:type="spellEnd"/>
+        <w:t xml:space="preserve">    response = </w:t>
+      </w:r>
+      <w:proofErr w:type="spellStart"/>
+      <w:proofErr w:type="gramStart"/>
       <w:r>
         <w:rPr>
           <w:rFonts w:ascii="Consolas" w:hAnsi="Consolas" w:cstheme="minorHAnsi"/>
           <w:sz w:val="18"/>
           <w:szCs w:val="18"/>
         </w:rPr>
-        <w:t xml:space="preserve"> = </w:t>
-      </w:r>
-      <w:proofErr w:type="spellStart"/>
+        <w:t>requests.post</w:t>
+      </w:r>
+      <w:proofErr w:type="spellEnd"/>
       <w:r>
         <w:rPr>
           <w:rFonts w:ascii="Consolas" w:hAnsi="Consolas" w:cstheme="minorHAnsi"/>
           <w:sz w:val="18"/>
           <w:szCs w:val="18"/>
         </w:rPr>
-        <w:t>requests.get</w:t>
-      </w:r>
-      <w:proofErr w:type="spellEnd"/>
-      <w:r>
+        <w:t>(</w:t>
+      </w:r>
+      <w:proofErr w:type="gramEnd"/>
+    </w:p>
+    <w:p>
+      <w:pPr>
+        <w:spacing w:after="0"/>
+        <w:jc w:val="both"/>
         <w:rPr>
           <w:rFonts w:ascii="Consolas" w:hAnsi="Consolas" w:cstheme="minorHAnsi"/>
           <w:sz w:val="18"/>
           <w:szCs w:val="18"/>
         </w:rPr>
-        <w:t>(</w:t>
-      </w:r>
-      <w:proofErr w:type="spellStart"/>
+      </w:pPr>
       <w:r>
         <w:rPr>
           <w:rFonts w:ascii="Consolas" w:hAnsi="Consolas" w:cstheme="minorHAnsi"/>
           <w:sz w:val="18"/>
           <w:szCs w:val="18"/>
         </w:rPr>
+        <w:t xml:space="preserve">        "http://127.0.0.1:80</w:t>
+      </w:r>
+      <w:r>
+        <w:rPr>
+          <w:rFonts w:ascii="Consolas" w:hAnsi="Consolas" w:cstheme="minorHAnsi"/>
+          <w:sz w:val="18"/>
+          <w:szCs w:val="18"/>
+        </w:rPr>
+        <w:t>0</w:t>
+      </w:r>
+      <w:r>
+        <w:rPr>
+          <w:rFonts w:ascii="Consolas" w:hAnsi="Consolas" w:cstheme="minorHAnsi"/>
+          <w:sz w:val="18"/>
+          <w:szCs w:val="18"/>
+        </w:rPr>
+        <w:t>0/</w:t>
+      </w:r>
+      <w:proofErr w:type="spellStart"/>
+      <w:r>
+        <w:rPr>
+          <w:rFonts w:ascii="Consolas" w:hAnsi="Consolas" w:cstheme="minorHAnsi"/>
+          <w:sz w:val="18"/>
+          <w:szCs w:val="18"/>
+        </w:rPr>
+        <w:t>predict</w:t>
+      </w:r>
+      <w:proofErr w:type="spellEnd"/>
+      <w:r>
+        <w:rPr>
+          <w:rFonts w:ascii="Consolas" w:hAnsi="Consolas" w:cstheme="minorHAnsi"/>
+          <w:sz w:val="18"/>
+          <w:szCs w:val="18"/>
+        </w:rPr>
+        <w:t>/",</w:t>
+      </w:r>
+    </w:p>
+    <w:p>
+      <w:pPr>
+        <w:spacing w:after="0"/>
+        <w:jc w:val="both"/>
+        <w:rPr>
+          <w:rFonts w:ascii="Consolas" w:hAnsi="Consolas" w:cstheme="minorHAnsi"/>
+          <w:sz w:val="18"/>
+          <w:szCs w:val="18"/>
+        </w:rPr>
+      </w:pPr>
+      <w:r>
+        <w:rPr>
+          <w:rFonts w:ascii="Consolas" w:hAnsi="Consolas" w:cstheme="minorHAnsi"/>
+          <w:sz w:val="18"/>
+          <w:szCs w:val="18"/>
+        </w:rPr>
+        <w:t xml:space="preserve">        files</w:t>
+      </w:r>
+      <w:proofErr w:type="gramStart"/>
+      <w:r>
+        <w:rPr>
+          <w:rFonts w:ascii="Consolas" w:hAnsi="Consolas" w:cstheme="minorHAnsi"/>
+          <w:sz w:val="18"/>
+          <w:szCs w:val="18"/>
+        </w:rPr>
+        <w:t>={</w:t>
+      </w:r>
+      <w:proofErr w:type="gramEnd"/>
+      <w:r>
+        <w:rPr>
+          <w:rFonts w:ascii="Consolas" w:hAnsi="Consolas" w:cstheme="minorHAnsi"/>
+          <w:sz w:val="18"/>
+          <w:szCs w:val="18"/>
+        </w:rPr>
+        <w:t xml:space="preserve">"file": </w:t>
+      </w:r>
+      <w:proofErr w:type="spellStart"/>
+      <w:r>
+        <w:rPr>
+          <w:rFonts w:ascii="Consolas" w:hAnsi="Consolas" w:cstheme="minorHAnsi"/>
+          <w:sz w:val="18"/>
+          <w:szCs w:val="18"/>
+        </w:rPr>
         <w:t>image_path</w:t>
       </w:r>
       <w:proofErr w:type="spellEnd"/>
+      <w:r>
+        <w:rPr>
+          <w:rFonts w:ascii="Consolas" w:hAnsi="Consolas" w:cstheme="minorHAnsi"/>
+          <w:sz w:val="18"/>
+          <w:szCs w:val="18"/>
+        </w:rPr>
+        <w:t>, f, "image/jpeg")}</w:t>
+      </w:r>
+    </w:p>
+    <w:p>
+      <w:pPr>
+        <w:spacing w:after="0"/>
+        <w:jc w:val="both"/>
+        <w:rPr>
+          <w:rFonts w:ascii="Consolas" w:hAnsi="Consolas" w:cstheme="minorHAnsi"/>
+          <w:sz w:val="18"/>
+          <w:szCs w:val="18"/>
+        </w:rPr>
+      </w:pPr>
+      <w:r>
+        <w:rPr>
+          <w:rFonts w:ascii="Consolas" w:hAnsi="Consolas" w:cstheme="minorHAnsi"/>
+          <w:sz w:val="18"/>
+          <w:szCs w:val="18"/>
+        </w:rPr>
+        <w:t xml:space="preserve">    )</w:t>
+      </w:r>
+    </w:p>
+    <w:p>
+      <w:pPr>
+        <w:spacing w:after="0"/>
+        <w:jc w:val="both"/>
+        <w:rPr>
+          <w:rFonts w:ascii="Consolas" w:hAnsi="Consolas" w:cstheme="minorHAnsi"/>
+          <w:sz w:val="18"/>
+          <w:szCs w:val="18"/>
+        </w:rPr>
+      </w:pPr>
+    </w:p>
+    <w:p>
+      <w:pPr>
+        <w:spacing w:after="0"/>
+        <w:jc w:val="both"/>
+        <w:rPr>
+          <w:rFonts w:ascii="Consolas" w:hAnsi="Consolas" w:cstheme="minorHAnsi"/>
+          <w:sz w:val="18"/>
+          <w:szCs w:val="18"/>
+        </w:rPr>
+      </w:pPr>
+      <w:r>
+        <w:rPr>
+          <w:rFonts w:ascii="Consolas" w:hAnsi="Consolas" w:cstheme="minorHAnsi"/>
+          <w:sz w:val="18"/>
+          <w:szCs w:val="18"/>
+        </w:rPr>
+        <w:t>print(</w:t>
+      </w:r>
+      <w:proofErr w:type="spellStart"/>
       <w:proofErr w:type="gramStart"/>
       <w:r>
         <w:rPr>
@@ -3448,238 +5035,63 @@
           <w:sz w:val="18"/>
           <w:szCs w:val="18"/>
         </w:rPr>
-        <w:t>).</w:t>
-      </w:r>
-      <w:proofErr w:type="spellStart"/>
+        <w:t>response.status</w:t>
+      </w:r>
+      <w:proofErr w:type="gramEnd"/>
       <w:r>
         <w:rPr>
           <w:rFonts w:ascii="Consolas" w:hAnsi="Consolas" w:cstheme="minorHAnsi"/>
           <w:sz w:val="18"/>
           <w:szCs w:val="18"/>
         </w:rPr>
-        <w:t>content</w:t>
+        <w:t>_code</w:t>
+      </w:r>
+      <w:proofErr w:type="spellEnd"/>
+      <w:r>
+        <w:rPr>
+          <w:rFonts w:ascii="Consolas" w:hAnsi="Consolas" w:cstheme="minorHAnsi"/>
+          <w:sz w:val="18"/>
+          <w:szCs w:val="18"/>
+        </w:rPr>
+        <w:t>)</w:t>
+      </w:r>
+    </w:p>
+    <w:p>
+      <w:pPr>
+        <w:spacing w:after="0"/>
+        <w:jc w:val="both"/>
+        <w:rPr>
+          <w:rFonts w:cstheme="minorHAnsi"/>
+        </w:rPr>
+      </w:pPr>
+      <w:r>
+        <w:rPr>
+          <w:rFonts w:ascii="Consolas" w:hAnsi="Consolas" w:cstheme="minorHAnsi"/>
+          <w:sz w:val="18"/>
+          <w:szCs w:val="18"/>
+        </w:rPr>
+        <w:t>print(</w:t>
+      </w:r>
+      <w:proofErr w:type="spellStart"/>
+      <w:proofErr w:type="gramStart"/>
+      <w:r>
+        <w:rPr>
+          <w:rFonts w:ascii="Consolas" w:hAnsi="Consolas" w:cstheme="minorHAnsi"/>
+          <w:sz w:val="18"/>
+          <w:szCs w:val="18"/>
+        </w:rPr>
+        <w:t>response.json</w:t>
       </w:r>
       <w:proofErr w:type="spellEnd"/>
       <w:proofErr w:type="gramEnd"/>
-    </w:p>
-    <w:p>
-      <w:pPr>
-        <w:spacing w:after="0"/>
-        <w:jc w:val="both"/>
+      <w:r>
         <w:rPr>
           <w:rFonts w:ascii="Consolas" w:hAnsi="Consolas" w:cstheme="minorHAnsi"/>
           <w:sz w:val="18"/>
           <w:szCs w:val="18"/>
         </w:rPr>
-      </w:pPr>
-    </w:p>
-    <w:p>
-      <w:pPr>
-        <w:spacing w:after="0"/>
-        <w:jc w:val="both"/>
-        <w:rPr>
-          <w:rFonts w:ascii="Consolas" w:hAnsi="Consolas" w:cstheme="minorHAnsi"/>
-          <w:sz w:val="18"/>
-          <w:szCs w:val="18"/>
-        </w:rPr>
-      </w:pPr>
-      <w:r>
-        <w:rPr>
-          <w:rFonts w:ascii="Consolas" w:hAnsi="Consolas" w:cstheme="minorHAnsi"/>
-          <w:sz w:val="18"/>
-          <w:szCs w:val="18"/>
-        </w:rPr>
-        <w:t xml:space="preserve">response = </w:t>
-      </w:r>
-      <w:proofErr w:type="spellStart"/>
-      <w:proofErr w:type="gramStart"/>
-      <w:r>
-        <w:rPr>
-          <w:rFonts w:ascii="Consolas" w:hAnsi="Consolas" w:cstheme="minorHAnsi"/>
-          <w:sz w:val="18"/>
-          <w:szCs w:val="18"/>
-        </w:rPr>
-        <w:t>requests.post</w:t>
-      </w:r>
-      <w:proofErr w:type="spellEnd"/>
-      <w:r>
-        <w:rPr>
-          <w:rFonts w:ascii="Consolas" w:hAnsi="Consolas" w:cstheme="minorHAnsi"/>
-          <w:sz w:val="18"/>
-          <w:szCs w:val="18"/>
-        </w:rPr>
-        <w:t>(</w:t>
-      </w:r>
-      <w:proofErr w:type="gramEnd"/>
-    </w:p>
-    <w:p>
-      <w:pPr>
-        <w:spacing w:after="0"/>
-        <w:jc w:val="both"/>
-        <w:rPr>
-          <w:rFonts w:ascii="Consolas" w:hAnsi="Consolas" w:cstheme="minorHAnsi"/>
-          <w:sz w:val="18"/>
-          <w:szCs w:val="18"/>
-        </w:rPr>
-      </w:pPr>
-      <w:r>
-        <w:rPr>
-          <w:rFonts w:ascii="Consolas" w:hAnsi="Consolas" w:cstheme="minorHAnsi"/>
-          <w:sz w:val="18"/>
-          <w:szCs w:val="18"/>
-        </w:rPr>
-        <w:t xml:space="preserve">    "http://127.0.0.1:8000/</w:t>
-      </w:r>
-      <w:proofErr w:type="spellStart"/>
-      <w:r>
-        <w:rPr>
-          <w:rFonts w:ascii="Consolas" w:hAnsi="Consolas" w:cstheme="minorHAnsi"/>
-          <w:sz w:val="18"/>
-          <w:szCs w:val="18"/>
-        </w:rPr>
-        <w:t>predict</w:t>
-      </w:r>
-      <w:proofErr w:type="spellEnd"/>
-      <w:r>
-        <w:rPr>
-          <w:rFonts w:ascii="Consolas" w:hAnsi="Consolas" w:cstheme="minorHAnsi"/>
-          <w:sz w:val="18"/>
-          <w:szCs w:val="18"/>
-        </w:rPr>
-        <w:t>/",</w:t>
-      </w:r>
-    </w:p>
-    <w:p>
-      <w:pPr>
-        <w:spacing w:after="0"/>
-        <w:jc w:val="both"/>
-        <w:rPr>
-          <w:rFonts w:ascii="Consolas" w:hAnsi="Consolas" w:cstheme="minorHAnsi"/>
-          <w:sz w:val="18"/>
-          <w:szCs w:val="18"/>
-        </w:rPr>
-      </w:pPr>
-      <w:r>
-        <w:rPr>
-          <w:rFonts w:ascii="Consolas" w:hAnsi="Consolas" w:cstheme="minorHAnsi"/>
-          <w:sz w:val="18"/>
-          <w:szCs w:val="18"/>
-        </w:rPr>
-        <w:t xml:space="preserve">    files</w:t>
-      </w:r>
-      <w:proofErr w:type="gramStart"/>
-      <w:r>
-        <w:rPr>
-          <w:rFonts w:ascii="Consolas" w:hAnsi="Consolas" w:cstheme="minorHAnsi"/>
-          <w:sz w:val="18"/>
-          <w:szCs w:val="18"/>
-        </w:rPr>
-        <w:t>={</w:t>
-      </w:r>
-      <w:proofErr w:type="gramEnd"/>
-      <w:r>
-        <w:rPr>
-          <w:rFonts w:ascii="Consolas" w:hAnsi="Consolas" w:cstheme="minorHAnsi"/>
-          <w:sz w:val="18"/>
-          <w:szCs w:val="18"/>
-        </w:rPr>
-        <w:t xml:space="preserve">"file": ("image.jpg", </w:t>
-      </w:r>
-      <w:proofErr w:type="spellStart"/>
-      <w:r>
-        <w:rPr>
-          <w:rFonts w:ascii="Consolas" w:hAnsi="Consolas" w:cstheme="minorHAnsi"/>
-          <w:sz w:val="18"/>
-          <w:szCs w:val="18"/>
-        </w:rPr>
-        <w:t>image_data</w:t>
-      </w:r>
-      <w:proofErr w:type="spellEnd"/>
-      <w:r>
-        <w:rPr>
-          <w:rFonts w:ascii="Consolas" w:hAnsi="Consolas" w:cstheme="minorHAnsi"/>
-          <w:sz w:val="18"/>
-          <w:szCs w:val="18"/>
-        </w:rPr>
-        <w:t>, "image/jpeg")}</w:t>
-      </w:r>
-    </w:p>
-    <w:p>
-      <w:pPr>
-        <w:spacing w:after="0"/>
-        <w:jc w:val="both"/>
-        <w:rPr>
-          <w:rFonts w:ascii="Consolas" w:hAnsi="Consolas" w:cstheme="minorHAnsi"/>
-          <w:sz w:val="18"/>
-          <w:szCs w:val="18"/>
-        </w:rPr>
-      </w:pPr>
-      <w:r>
-        <w:rPr>
-          <w:rFonts w:ascii="Consolas" w:hAnsi="Consolas" w:cstheme="minorHAnsi"/>
-          <w:sz w:val="18"/>
-          <w:szCs w:val="18"/>
-        </w:rPr>
-        <w:t>)</w:t>
-      </w:r>
-    </w:p>
-    <w:p>
-      <w:pPr>
-        <w:spacing w:after="0"/>
-        <w:jc w:val="both"/>
-        <w:rPr>
-          <w:rFonts w:ascii="Consolas" w:hAnsi="Consolas" w:cstheme="minorHAnsi"/>
-          <w:sz w:val="18"/>
-          <w:szCs w:val="18"/>
-        </w:rPr>
-      </w:pPr>
-    </w:p>
-    <w:p>
-      <w:pPr>
-        <w:spacing w:after="0"/>
-        <w:jc w:val="both"/>
-        <w:rPr>
-          <w:rFonts w:ascii="Consolas" w:hAnsi="Consolas" w:cstheme="minorHAnsi"/>
-          <w:sz w:val="18"/>
-          <w:szCs w:val="18"/>
-        </w:rPr>
-      </w:pPr>
-      <w:r>
-        <w:rPr>
-          <w:rFonts w:ascii="Consolas" w:hAnsi="Consolas" w:cstheme="minorHAnsi"/>
-          <w:sz w:val="18"/>
-          <w:szCs w:val="18"/>
-        </w:rPr>
-        <w:t>print(</w:t>
-      </w:r>
-      <w:proofErr w:type="spellStart"/>
-      <w:proofErr w:type="gramStart"/>
-      <w:r>
-        <w:rPr>
-          <w:rFonts w:ascii="Consolas" w:hAnsi="Consolas" w:cstheme="minorHAnsi"/>
-          <w:sz w:val="18"/>
-          <w:szCs w:val="18"/>
-        </w:rPr>
-        <w:t>response.json</w:t>
-      </w:r>
-      <w:proofErr w:type="spellEnd"/>
-      <w:proofErr w:type="gramEnd"/>
-      <w:r>
-        <w:rPr>
-          <w:rFonts w:ascii="Consolas" w:hAnsi="Consolas" w:cstheme="minorHAnsi"/>
-          <w:sz w:val="18"/>
-          <w:szCs w:val="18"/>
-        </w:rPr>
-        <w:t>())  # Exibe a predição</w:t>
-      </w:r>
-    </w:p>
-    <w:p>
-      <w:pPr>
-        <w:jc w:val="both"/>
-        <w:rPr>
-          <w:rFonts w:cstheme="minorHAnsi"/>
-        </w:rPr>
-      </w:pPr>
+        <w:t>())</w:t>
+      </w:r>
     </w:p>
     <w:p>
       <w:pPr>
@@ -3695,6 +5107,24 @@
           <w:b/>
           <w:sz w:val="28"/>
         </w:rPr>
+        <w:br w:type="page"/>
+      </w:r>
+    </w:p>
+    <w:p>
+      <w:pPr>
+        <w:rPr>
+          <w:rFonts w:cstheme="minorHAnsi"/>
+          <w:b/>
+          <w:sz w:val="28"/>
+        </w:rPr>
+      </w:pPr>
+      <w:r>
+        <w:rPr>
+          <w:rFonts w:cstheme="minorHAnsi"/>
+          <w:b/>
+          <w:sz w:val="28"/>
+        </w:rPr>
+        <w:lastRenderedPageBreak/>
         <w:t>Monitoramento</w:t>
       </w:r>
     </w:p>
@@ -3766,14 +5196,7 @@
           <w:rFonts w:ascii="Consolas" w:hAnsi="Consolas" w:cstheme="minorHAnsi"/>
           <w:sz w:val="18"/>
         </w:rPr>
-        <w:t>C:/Users/&lt;usuário&gt;/Documents</w:t>
-      </w:r>
-      <w:r>
-        <w:rPr>
-          <w:rFonts w:ascii="Consolas" w:hAnsi="Consolas" w:cstheme="minorHAnsi"/>
-          <w:sz w:val="18"/>
-        </w:rPr>
-        <w:t>/resnet_api</w:t>
+        <w:t>C:/Users/&lt;usuário&gt;/Documents/resnet_api</w:t>
       </w:r>
     </w:p>
     <w:p>
@@ -4482,13 +5905,72 @@
     </w:p>
     <w:p>
       <w:pPr>
-        <w:spacing w:after="0"/>
         <w:jc w:val="both"/>
         <w:rPr>
           <w:rFonts w:ascii="Consolas" w:hAnsi="Consolas" w:cstheme="minorHAnsi"/>
           <w:sz w:val="18"/>
         </w:rPr>
       </w:pPr>
+      <w:proofErr w:type="gramStart"/>
+      <w:r>
+        <w:rPr>
+          <w:rFonts w:ascii="Consolas" w:hAnsi="Consolas" w:cstheme="minorHAnsi"/>
+          <w:sz w:val="18"/>
+        </w:rPr>
+        <w:t>!</w:t>
+      </w:r>
+      <w:proofErr w:type="spellStart"/>
+      <w:r>
+        <w:rPr>
+          <w:rFonts w:ascii="Consolas" w:hAnsi="Consolas" w:cstheme="minorHAnsi"/>
+          <w:sz w:val="18"/>
+        </w:rPr>
+        <w:t>pip</w:t>
+      </w:r>
+      <w:proofErr w:type="spellEnd"/>
+      <w:proofErr w:type="gramEnd"/>
+      <w:r>
+        <w:rPr>
+          <w:rFonts w:ascii="Consolas" w:hAnsi="Consolas" w:cstheme="minorHAnsi"/>
+          <w:sz w:val="18"/>
+        </w:rPr>
+        <w:t xml:space="preserve"> </w:t>
+      </w:r>
+      <w:proofErr w:type="spellStart"/>
+      <w:r>
+        <w:rPr>
+          <w:rFonts w:ascii="Consolas" w:hAnsi="Consolas" w:cstheme="minorHAnsi"/>
+          <w:sz w:val="18"/>
+        </w:rPr>
+        <w:t>install</w:t>
+      </w:r>
+      <w:proofErr w:type="spellEnd"/>
+      <w:r>
+        <w:rPr>
+          <w:rFonts w:ascii="Consolas" w:hAnsi="Consolas" w:cstheme="minorHAnsi"/>
+          <w:sz w:val="18"/>
+        </w:rPr>
+        <w:t xml:space="preserve"> </w:t>
+      </w:r>
+      <w:proofErr w:type="spellStart"/>
+      <w:r>
+        <w:rPr>
+          <w:rFonts w:ascii="Consolas" w:hAnsi="Consolas" w:cstheme="minorHAnsi"/>
+          <w:sz w:val="18"/>
+        </w:rPr>
+        <w:t>evidently</w:t>
+      </w:r>
+      <w:proofErr w:type="spellEnd"/>
+    </w:p>
+    <w:p>
+      <w:pPr>
+        <w:spacing w:after="0"/>
+        <w:jc w:val="both"/>
+        <w:rPr>
+          <w:rFonts w:ascii="Consolas" w:hAnsi="Consolas" w:cstheme="minorHAnsi"/>
+          <w:sz w:val="18"/>
+        </w:rPr>
+      </w:pPr>
       <w:proofErr w:type="spellStart"/>
       <w:r>
         <w:rPr>
@@ -4541,13 +6023,80 @@
         <w:t xml:space="preserve"> </w:t>
       </w:r>
       <w:proofErr w:type="spellStart"/>
+      <w:r>
+        <w:rPr>
+          <w:rFonts w:ascii="Consolas" w:hAnsi="Consolas" w:cstheme="minorHAnsi"/>
+          <w:sz w:val="18"/>
+        </w:rPr>
+        <w:t>evidently</w:t>
+      </w:r>
+      <w:proofErr w:type="spellEnd"/>
+      <w:r>
+        <w:rPr>
+          <w:rFonts w:ascii="Consolas" w:hAnsi="Consolas" w:cstheme="minorHAnsi"/>
+          <w:sz w:val="18"/>
+        </w:rPr>
+        <w:t xml:space="preserve"> </w:t>
+      </w:r>
+      <w:proofErr w:type="spellStart"/>
+      <w:r>
+        <w:rPr>
+          <w:rFonts w:ascii="Consolas" w:hAnsi="Consolas" w:cstheme="minorHAnsi"/>
+          <w:sz w:val="18"/>
+        </w:rPr>
+        <w:t>import</w:t>
+      </w:r>
+      <w:proofErr w:type="spellEnd"/>
+      <w:r>
+        <w:rPr>
+          <w:rFonts w:ascii="Consolas" w:hAnsi="Consolas" w:cstheme="minorHAnsi"/>
+          <w:sz w:val="18"/>
+        </w:rPr>
+        <w:t xml:space="preserve"> </w:t>
+      </w:r>
+      <w:proofErr w:type="spellStart"/>
+      <w:r>
+        <w:rPr>
+          <w:rFonts w:ascii="Consolas" w:hAnsi="Consolas" w:cstheme="minorHAnsi"/>
+          <w:sz w:val="18"/>
+        </w:rPr>
+        <w:t>Report</w:t>
+      </w:r>
+      <w:proofErr w:type="spellEnd"/>
+    </w:p>
+    <w:p>
+      <w:pPr>
+        <w:spacing w:after="0"/>
+        <w:jc w:val="both"/>
+        <w:rPr>
+          <w:rFonts w:ascii="Consolas" w:hAnsi="Consolas" w:cstheme="minorHAnsi"/>
+          <w:sz w:val="18"/>
+        </w:rPr>
+      </w:pPr>
+      <w:proofErr w:type="spellStart"/>
+      <w:r>
+        <w:rPr>
+          <w:rFonts w:ascii="Consolas" w:hAnsi="Consolas" w:cstheme="minorHAnsi"/>
+          <w:sz w:val="18"/>
+        </w:rPr>
+        <w:t>from</w:t>
+      </w:r>
+      <w:proofErr w:type="spellEnd"/>
+      <w:r>
+        <w:rPr>
+          <w:rFonts w:ascii="Consolas" w:hAnsi="Consolas" w:cstheme="minorHAnsi"/>
+          <w:sz w:val="18"/>
+        </w:rPr>
+        <w:t xml:space="preserve"> </w:t>
+      </w:r>
+      <w:proofErr w:type="spellStart"/>
       <w:proofErr w:type="gramStart"/>
       <w:r>
         <w:rPr>
           <w:rFonts w:ascii="Consolas" w:hAnsi="Consolas" w:cstheme="minorHAnsi"/>
           <w:sz w:val="18"/>
         </w:rPr>
-        <w:t>evidently.report</w:t>
+        <w:t>evidently.presets</w:t>
       </w:r>
       <w:proofErr w:type="spellEnd"/>
       <w:proofErr w:type="gramEnd"/>
@@ -4580,9 +6129,319 @@
           <w:rFonts w:ascii="Consolas" w:hAnsi="Consolas" w:cstheme="minorHAnsi"/>
           <w:sz w:val="18"/>
         </w:rPr>
+        <w:t>DataDriftPreset</w:t>
+      </w:r>
+      <w:proofErr w:type="spellEnd"/>
+    </w:p>
+    <w:p>
+      <w:pPr>
+        <w:spacing w:after="0"/>
+        <w:jc w:val="both"/>
+        <w:rPr>
+          <w:rFonts w:ascii="Consolas" w:hAnsi="Consolas" w:cstheme="minorHAnsi"/>
+          <w:sz w:val="18"/>
+        </w:rPr>
+      </w:pPr>
+      <w:proofErr w:type="spellStart"/>
+      <w:r>
+        <w:rPr>
+          <w:rFonts w:ascii="Consolas" w:hAnsi="Consolas" w:cstheme="minorHAnsi"/>
+          <w:sz w:val="18"/>
+        </w:rPr>
+        <w:t>from</w:t>
+      </w:r>
+      <w:proofErr w:type="spellEnd"/>
+      <w:r>
+        <w:rPr>
+          <w:rFonts w:ascii="Consolas" w:hAnsi="Consolas" w:cstheme="minorHAnsi"/>
+          <w:sz w:val="18"/>
+        </w:rPr>
+        <w:t xml:space="preserve"> </w:t>
+      </w:r>
+      <w:proofErr w:type="spellStart"/>
+      <w:proofErr w:type="gramStart"/>
+      <w:r>
+        <w:rPr>
+          <w:rFonts w:ascii="Consolas" w:hAnsi="Consolas" w:cstheme="minorHAnsi"/>
+          <w:sz w:val="18"/>
+        </w:rPr>
+        <w:t>evidently.metrics</w:t>
+      </w:r>
+      <w:proofErr w:type="spellEnd"/>
+      <w:proofErr w:type="gramEnd"/>
+      <w:r>
+        <w:rPr>
+          <w:rFonts w:ascii="Consolas" w:hAnsi="Consolas" w:cstheme="minorHAnsi"/>
+          <w:sz w:val="18"/>
+        </w:rPr>
+        <w:t xml:space="preserve"> </w:t>
+      </w:r>
+      <w:proofErr w:type="spellStart"/>
+      <w:r>
+        <w:rPr>
+          <w:rFonts w:ascii="Consolas" w:hAnsi="Consolas" w:cstheme="minorHAnsi"/>
+          <w:sz w:val="18"/>
+        </w:rPr>
+        <w:t>import</w:t>
+      </w:r>
+      <w:proofErr w:type="spellEnd"/>
+      <w:r>
+        <w:rPr>
+          <w:rFonts w:ascii="Consolas" w:hAnsi="Consolas" w:cstheme="minorHAnsi"/>
+          <w:sz w:val="18"/>
+        </w:rPr>
+        <w:t xml:space="preserve"> *</w:t>
+      </w:r>
+      <w:bookmarkStart w:id="0" w:name="_GoBack"/>
+      <w:bookmarkEnd w:id="0"/>
+    </w:p>
+    <w:p>
+      <w:pPr>
+        <w:spacing w:after="0"/>
+        <w:jc w:val="both"/>
+        <w:rPr>
+          <w:rFonts w:ascii="Consolas" w:hAnsi="Consolas" w:cstheme="minorHAnsi"/>
+          <w:sz w:val="18"/>
+        </w:rPr>
+      </w:pPr>
+    </w:p>
+    <w:p>
+      <w:pPr>
+        <w:spacing w:after="0"/>
+        <w:jc w:val="both"/>
+        <w:rPr>
+          <w:rFonts w:ascii="Consolas" w:hAnsi="Consolas" w:cstheme="minorHAnsi"/>
+          <w:sz w:val="18"/>
+        </w:rPr>
+      </w:pPr>
+      <w:r>
+        <w:rPr>
+          <w:rFonts w:ascii="Consolas" w:hAnsi="Consolas" w:cstheme="minorHAnsi"/>
+          <w:sz w:val="18"/>
+        </w:rPr>
+        <w:t># Carregar os dados</w:t>
+      </w:r>
+    </w:p>
+    <w:p>
+      <w:pPr>
+        <w:spacing w:after="0"/>
+        <w:jc w:val="both"/>
+        <w:rPr>
+          <w:rFonts w:ascii="Consolas" w:hAnsi="Consolas" w:cstheme="minorHAnsi"/>
+          <w:sz w:val="18"/>
+        </w:rPr>
+      </w:pPr>
+      <w:proofErr w:type="spellStart"/>
+      <w:r>
+        <w:rPr>
+          <w:rFonts w:ascii="Consolas" w:hAnsi="Consolas" w:cstheme="minorHAnsi"/>
+          <w:sz w:val="18"/>
+        </w:rPr>
+        <w:t>df_treinamento</w:t>
+      </w:r>
+      <w:proofErr w:type="spellEnd"/>
+      <w:r>
+        <w:rPr>
+          <w:rFonts w:ascii="Consolas" w:hAnsi="Consolas" w:cstheme="minorHAnsi"/>
+          <w:sz w:val="18"/>
+        </w:rPr>
+        <w:t xml:space="preserve"> = </w:t>
+      </w:r>
+      <w:proofErr w:type="spellStart"/>
+      <w:proofErr w:type="gramStart"/>
+      <w:r>
+        <w:rPr>
+          <w:rFonts w:ascii="Consolas" w:hAnsi="Consolas" w:cstheme="minorHAnsi"/>
+          <w:sz w:val="18"/>
+        </w:rPr>
+        <w:t>pd.read</w:t>
+      </w:r>
+      <w:proofErr w:type="gramEnd"/>
+      <w:r>
+        <w:rPr>
+          <w:rFonts w:ascii="Consolas" w:hAnsi="Consolas" w:cstheme="minorHAnsi"/>
+          <w:sz w:val="18"/>
+        </w:rPr>
+        <w:t>_csv</w:t>
+      </w:r>
+      <w:proofErr w:type="spellEnd"/>
+      <w:r>
+        <w:rPr>
+          <w:rFonts w:ascii="Consolas" w:hAnsi="Consolas" w:cstheme="minorHAnsi"/>
+          <w:sz w:val="18"/>
+        </w:rPr>
+        <w:t>("dados_treinamento.csv")</w:t>
+      </w:r>
+    </w:p>
+    <w:p>
+      <w:pPr>
+        <w:spacing w:after="0"/>
+        <w:jc w:val="both"/>
+        <w:rPr>
+          <w:rFonts w:ascii="Consolas" w:hAnsi="Consolas" w:cstheme="minorHAnsi"/>
+          <w:sz w:val="18"/>
+        </w:rPr>
+      </w:pPr>
+      <w:proofErr w:type="spellStart"/>
+      <w:r>
+        <w:rPr>
+          <w:rFonts w:ascii="Consolas" w:hAnsi="Consolas" w:cstheme="minorHAnsi"/>
+          <w:sz w:val="18"/>
+        </w:rPr>
+        <w:t>df_producao</w:t>
+      </w:r>
+      <w:proofErr w:type="spellEnd"/>
+      <w:r>
+        <w:rPr>
+          <w:rFonts w:ascii="Consolas" w:hAnsi="Consolas" w:cstheme="minorHAnsi"/>
+          <w:sz w:val="18"/>
+        </w:rPr>
+        <w:t xml:space="preserve"> = </w:t>
+      </w:r>
+      <w:proofErr w:type="spellStart"/>
+      <w:proofErr w:type="gramStart"/>
+      <w:r>
+        <w:rPr>
+          <w:rFonts w:ascii="Consolas" w:hAnsi="Consolas" w:cstheme="minorHAnsi"/>
+          <w:sz w:val="18"/>
+        </w:rPr>
+        <w:t>pd.read</w:t>
+      </w:r>
+      <w:proofErr w:type="gramEnd"/>
+      <w:r>
+        <w:rPr>
+          <w:rFonts w:ascii="Consolas" w:hAnsi="Consolas" w:cstheme="minorHAnsi"/>
+          <w:sz w:val="18"/>
+        </w:rPr>
+        <w:t>_csv</w:t>
+      </w:r>
+      <w:proofErr w:type="spellEnd"/>
+      <w:r>
+        <w:rPr>
+          <w:rFonts w:ascii="Consolas" w:hAnsi="Consolas" w:cstheme="minorHAnsi"/>
+          <w:sz w:val="18"/>
+        </w:rPr>
+        <w:t>("novos_dados.csv")</w:t>
+      </w:r>
+    </w:p>
+    <w:p>
+      <w:pPr>
+        <w:spacing w:after="0"/>
+        <w:jc w:val="both"/>
+        <w:rPr>
+          <w:rFonts w:ascii="Consolas" w:hAnsi="Consolas" w:cstheme="minorHAnsi"/>
+          <w:sz w:val="18"/>
+        </w:rPr>
+      </w:pPr>
+    </w:p>
+    <w:p>
+      <w:pPr>
+        <w:spacing w:after="0"/>
+        <w:jc w:val="both"/>
+        <w:rPr>
+          <w:rFonts w:ascii="Consolas" w:hAnsi="Consolas" w:cstheme="minorHAnsi"/>
+          <w:sz w:val="18"/>
+        </w:rPr>
+      </w:pPr>
+      <w:r>
+        <w:rPr>
+          <w:rFonts w:ascii="Consolas" w:hAnsi="Consolas" w:cstheme="minorHAnsi"/>
+          <w:sz w:val="18"/>
+        </w:rPr>
+        <w:t xml:space="preserve"># Criar o relatório de </w:t>
+      </w:r>
+      <w:proofErr w:type="spellStart"/>
+      <w:r>
+        <w:rPr>
+          <w:rFonts w:ascii="Consolas" w:hAnsi="Consolas" w:cstheme="minorHAnsi"/>
+          <w:sz w:val="18"/>
+        </w:rPr>
+        <w:t>drift</w:t>
+      </w:r>
+      <w:proofErr w:type="spellEnd"/>
+    </w:p>
+    <w:p>
+      <w:pPr>
+        <w:spacing w:after="0"/>
+        <w:jc w:val="both"/>
+        <w:rPr>
+          <w:rFonts w:ascii="Consolas" w:hAnsi="Consolas" w:cstheme="minorHAnsi"/>
+          <w:sz w:val="18"/>
+        </w:rPr>
+      </w:pPr>
+      <w:proofErr w:type="spellStart"/>
+      <w:r>
+        <w:rPr>
+          <w:rFonts w:ascii="Consolas" w:hAnsi="Consolas" w:cstheme="minorHAnsi"/>
+          <w:sz w:val="18"/>
+        </w:rPr>
+        <w:t>report</w:t>
+      </w:r>
+      <w:proofErr w:type="spellEnd"/>
+      <w:r>
+        <w:rPr>
+          <w:rFonts w:ascii="Consolas" w:hAnsi="Consolas" w:cstheme="minorHAnsi"/>
+          <w:sz w:val="18"/>
+        </w:rPr>
+        <w:t xml:space="preserve"> = </w:t>
+      </w:r>
+      <w:proofErr w:type="spellStart"/>
+      <w:r>
+        <w:rPr>
+          <w:rFonts w:ascii="Consolas" w:hAnsi="Consolas" w:cstheme="minorHAnsi"/>
+          <w:sz w:val="18"/>
+        </w:rPr>
         <w:t>Report</w:t>
       </w:r>
       <w:proofErr w:type="spellEnd"/>
+      <w:r>
+        <w:rPr>
+          <w:rFonts w:ascii="Consolas" w:hAnsi="Consolas" w:cstheme="minorHAnsi"/>
+          <w:sz w:val="18"/>
+        </w:rPr>
+        <w:t>(</w:t>
+      </w:r>
+      <w:proofErr w:type="spellStart"/>
+      <w:r>
+        <w:rPr>
+          <w:rFonts w:ascii="Consolas" w:hAnsi="Consolas" w:cstheme="minorHAnsi"/>
+          <w:sz w:val="18"/>
+        </w:rPr>
+        <w:t>metrics</w:t>
+      </w:r>
+      <w:proofErr w:type="spellEnd"/>
+      <w:r>
+        <w:rPr>
+          <w:rFonts w:ascii="Consolas" w:hAnsi="Consolas" w:cstheme="minorHAnsi"/>
+          <w:sz w:val="18"/>
+        </w:rPr>
+        <w:t>=[</w:t>
+      </w:r>
+      <w:proofErr w:type="spellStart"/>
+      <w:proofErr w:type="gramStart"/>
+      <w:r>
+        <w:rPr>
+          <w:rFonts w:ascii="Consolas" w:hAnsi="Consolas" w:cstheme="minorHAnsi"/>
+          <w:sz w:val="18"/>
+        </w:rPr>
+        <w:t>DataDriftPreset</w:t>
+      </w:r>
+      <w:proofErr w:type="spellEnd"/>
+      <w:r>
+        <w:rPr>
+          <w:rFonts w:ascii="Consolas" w:hAnsi="Consolas" w:cstheme="minorHAnsi"/>
+          <w:sz w:val="18"/>
+        </w:rPr>
+        <w:t>(</w:t>
+      </w:r>
+      <w:proofErr w:type="gramEnd"/>
+      <w:r>
+        <w:rPr>
+          <w:rFonts w:ascii="Consolas" w:hAnsi="Consolas" w:cstheme="minorHAnsi"/>
+          <w:sz w:val="18"/>
+        </w:rPr>
+        <w:t>)])</w:t>
+      </w:r>
     </w:p>
     <w:p>
       <w:pPr>
@@ -4593,21 +6452,48 @@
           <w:sz w:val="18"/>
         </w:rPr>
       </w:pPr>
-      <w:proofErr w:type="spellStart"/>
-      <w:r>
-        <w:rPr>
-          <w:rFonts w:ascii="Consolas" w:hAnsi="Consolas" w:cstheme="minorHAnsi"/>
-          <w:sz w:val="18"/>
-        </w:rPr>
-        <w:t>from</w:t>
-      </w:r>
-      <w:proofErr w:type="spellEnd"/>
-      <w:r>
-        <w:rPr>
-          <w:rFonts w:ascii="Consolas" w:hAnsi="Consolas" w:cstheme="minorHAnsi"/>
-          <w:sz w:val="18"/>
-        </w:rPr>
-        <w:t xml:space="preserve"> </w:t>
+    </w:p>
+    <w:p>
+      <w:pPr>
+        <w:spacing w:after="0"/>
+        <w:jc w:val="both"/>
+        <w:rPr>
+          <w:rFonts w:ascii="Consolas" w:hAnsi="Consolas" w:cstheme="minorHAnsi"/>
+          <w:sz w:val="18"/>
+        </w:rPr>
+      </w:pPr>
+      <w:r>
+        <w:rPr>
+          <w:rFonts w:ascii="Consolas" w:hAnsi="Consolas" w:cstheme="minorHAnsi"/>
+          <w:sz w:val="18"/>
+        </w:rPr>
+        <w:t># Alimentar os dados de referência (treinamento) e os novos dados (produção)</w:t>
+      </w:r>
+    </w:p>
+    <w:p>
+      <w:pPr>
+        <w:spacing w:after="0"/>
+        <w:jc w:val="both"/>
+        <w:rPr>
+          <w:rFonts w:ascii="Consolas" w:hAnsi="Consolas" w:cstheme="minorHAnsi"/>
+          <w:sz w:val="18"/>
+        </w:rPr>
+      </w:pPr>
+      <w:proofErr w:type="spellStart"/>
+      <w:r>
+        <w:rPr>
+          <w:rFonts w:ascii="Consolas" w:hAnsi="Consolas" w:cstheme="minorHAnsi"/>
+          <w:sz w:val="18"/>
+        </w:rPr>
+        <w:t>report_fim</w:t>
+      </w:r>
+      <w:proofErr w:type="spellEnd"/>
+      <w:r>
+        <w:rPr>
+          <w:rFonts w:ascii="Consolas" w:hAnsi="Consolas" w:cstheme="minorHAnsi"/>
+          <w:sz w:val="18"/>
+        </w:rPr>
+        <w:t xml:space="preserve"> = </w:t>
       </w:r>
       <w:proofErr w:type="spellStart"/>
       <w:proofErr w:type="gramStart"/>
@@ -4616,49 +6502,81 @@
           <w:rFonts w:ascii="Consolas" w:hAnsi="Consolas" w:cstheme="minorHAnsi"/>
           <w:sz w:val="18"/>
         </w:rPr>
-        <w:t>evidently.metric</w:t>
-      </w:r>
+        <w:t>report.run</w:t>
+      </w:r>
+      <w:proofErr w:type="spellEnd"/>
+      <w:r>
+        <w:rPr>
+          <w:rFonts w:ascii="Consolas" w:hAnsi="Consolas" w:cstheme="minorHAnsi"/>
+          <w:sz w:val="18"/>
+        </w:rPr>
+        <w:t>(</w:t>
+      </w:r>
+      <w:proofErr w:type="spellStart"/>
       <w:proofErr w:type="gramEnd"/>
       <w:r>
         <w:rPr>
           <w:rFonts w:ascii="Consolas" w:hAnsi="Consolas" w:cstheme="minorHAnsi"/>
           <w:sz w:val="18"/>
         </w:rPr>
-        <w:t>_preset</w:t>
-      </w:r>
-      <w:proofErr w:type="spellEnd"/>
-      <w:r>
-        <w:rPr>
-          <w:rFonts w:ascii="Consolas" w:hAnsi="Consolas" w:cstheme="minorHAnsi"/>
-          <w:sz w:val="18"/>
-        </w:rPr>
-        <w:t xml:space="preserve"> </w:t>
-      </w:r>
-      <w:proofErr w:type="spellStart"/>
-      <w:r>
-        <w:rPr>
-          <w:rFonts w:ascii="Consolas" w:hAnsi="Consolas" w:cstheme="minorHAnsi"/>
-          <w:sz w:val="18"/>
-        </w:rPr>
-        <w:t>import</w:t>
-      </w:r>
-      <w:proofErr w:type="spellEnd"/>
-      <w:r>
-        <w:rPr>
-          <w:rFonts w:ascii="Consolas" w:hAnsi="Consolas" w:cstheme="minorHAnsi"/>
-          <w:sz w:val="18"/>
-        </w:rPr>
-        <w:t xml:space="preserve"> </w:t>
-      </w:r>
-      <w:proofErr w:type="spellStart"/>
-      <w:r>
-        <w:rPr>
-          <w:rFonts w:ascii="Consolas" w:hAnsi="Consolas" w:cstheme="minorHAnsi"/>
-          <w:sz w:val="18"/>
-        </w:rPr>
-        <w:t>DataDriftPreset</w:t>
-      </w:r>
-      <w:proofErr w:type="spellEnd"/>
+        <w:t>reference_data</w:t>
+      </w:r>
+      <w:proofErr w:type="spellEnd"/>
+      <w:r>
+        <w:rPr>
+          <w:rFonts w:ascii="Consolas" w:hAnsi="Consolas" w:cstheme="minorHAnsi"/>
+          <w:sz w:val="18"/>
+        </w:rPr>
+        <w:t>=</w:t>
+      </w:r>
+      <w:proofErr w:type="spellStart"/>
+      <w:r>
+        <w:rPr>
+          <w:rFonts w:ascii="Consolas" w:hAnsi="Consolas" w:cstheme="minorHAnsi"/>
+          <w:sz w:val="18"/>
+        </w:rPr>
+        <w:t>df_treinamento</w:t>
+      </w:r>
+      <w:proofErr w:type="spellEnd"/>
+      <w:r>
+        <w:rPr>
+          <w:rFonts w:ascii="Consolas" w:hAnsi="Consolas" w:cstheme="minorHAnsi"/>
+          <w:sz w:val="18"/>
+        </w:rPr>
+        <w:t xml:space="preserve">, </w:t>
+      </w:r>
+      <w:proofErr w:type="spellStart"/>
+      <w:r>
+        <w:rPr>
+          <w:rFonts w:ascii="Consolas" w:hAnsi="Consolas" w:cstheme="minorHAnsi"/>
+          <w:sz w:val="18"/>
+        </w:rPr>
+        <w:t>current_data</w:t>
+      </w:r>
+      <w:proofErr w:type="spellEnd"/>
+      <w:r>
+        <w:rPr>
+          <w:rFonts w:ascii="Consolas" w:hAnsi="Consolas" w:cstheme="minorHAnsi"/>
+          <w:sz w:val="18"/>
+        </w:rPr>
+        <w:t>=</w:t>
+      </w:r>
+      <w:proofErr w:type="spellStart"/>
+      <w:r>
+        <w:rPr>
+          <w:rFonts w:ascii="Consolas" w:hAnsi="Consolas" w:cstheme="minorHAnsi"/>
+          <w:sz w:val="18"/>
+        </w:rPr>
+        <w:t>df_producao</w:t>
+      </w:r>
+      <w:proofErr w:type="spellEnd"/>
+      <w:r>
+        <w:rPr>
+          <w:rFonts w:ascii="Consolas" w:hAnsi="Consolas" w:cstheme="minorHAnsi"/>
+          <w:sz w:val="18"/>
+        </w:rPr>
+        <w:t>)</w:t>
+      </w:r>
     </w:p>
     <w:p>
       <w:pPr>
@@ -4684,7 +6602,7 @@
           <w:rFonts w:ascii="Consolas" w:hAnsi="Consolas" w:cstheme="minorHAnsi"/>
           <w:sz w:val="18"/>
         </w:rPr>
-        <w:t># Carregar os dados</w:t>
+        <w:t># Salvar o relatório em HTML</w:t>
       </w:r>
     </w:p>
     <w:p>
@@ -4702,375 +6620,22 @@
           <w:rFonts w:ascii="Consolas" w:hAnsi="Consolas" w:cstheme="minorHAnsi"/>
           <w:sz w:val="18"/>
         </w:rPr>
-        <w:t>df_treinamento</w:t>
-      </w:r>
-      <w:proofErr w:type="spellEnd"/>
-      <w:r>
-        <w:rPr>
-          <w:rFonts w:ascii="Consolas" w:hAnsi="Consolas" w:cstheme="minorHAnsi"/>
-          <w:sz w:val="18"/>
-        </w:rPr>
-        <w:t xml:space="preserve"> = </w:t>
-      </w:r>
-      <w:proofErr w:type="spellStart"/>
+        <w:t>report_</w:t>
+      </w:r>
       <w:proofErr w:type="gramStart"/>
       <w:r>
         <w:rPr>
           <w:rFonts w:ascii="Consolas" w:hAnsi="Consolas" w:cstheme="minorHAnsi"/>
           <w:sz w:val="18"/>
         </w:rPr>
-        <w:t>pd.read</w:t>
-      </w:r>
-      <w:proofErr w:type="gramEnd"/>
-      <w:r>
-        <w:rPr>
-          <w:rFonts w:ascii="Consolas" w:hAnsi="Consolas" w:cstheme="minorHAnsi"/>
-          <w:sz w:val="18"/>
-        </w:rPr>
-        <w:t>_csv</w:t>
-      </w:r>
-      <w:proofErr w:type="spellEnd"/>
-      <w:r>
-        <w:rPr>
-          <w:rFonts w:ascii="Consolas" w:hAnsi="Consolas" w:cstheme="minorHAnsi"/>
-          <w:sz w:val="18"/>
-        </w:rPr>
-        <w:t>("dados_treinamento.csv")</w:t>
-      </w:r>
-    </w:p>
-    <w:p>
-      <w:pPr>
-        <w:spacing w:after="0"/>
-        <w:jc w:val="both"/>
-        <w:rPr>
-          <w:rFonts w:ascii="Consolas" w:hAnsi="Consolas" w:cstheme="minorHAnsi"/>
-          <w:sz w:val="18"/>
-        </w:rPr>
-      </w:pPr>
-      <w:proofErr w:type="spellStart"/>
-      <w:r>
-        <w:rPr>
-          <w:rFonts w:ascii="Consolas" w:hAnsi="Consolas" w:cstheme="minorHAnsi"/>
-          <w:sz w:val="18"/>
-        </w:rPr>
-        <w:t>df_producao</w:t>
-      </w:r>
-      <w:proofErr w:type="spellEnd"/>
-      <w:r>
-        <w:rPr>
-          <w:rFonts w:ascii="Consolas" w:hAnsi="Consolas" w:cstheme="minorHAnsi"/>
-          <w:sz w:val="18"/>
-        </w:rPr>
-        <w:t xml:space="preserve"> = </w:t>
-      </w:r>
-      <w:proofErr w:type="spellStart"/>
-      <w:proofErr w:type="gramStart"/>
-      <w:r>
-        <w:rPr>
-          <w:rFonts w:ascii="Consolas" w:hAnsi="Consolas" w:cstheme="minorHAnsi"/>
-          <w:sz w:val="18"/>
-        </w:rPr>
-        <w:t>pd.read</w:t>
-      </w:r>
-      <w:proofErr w:type="gramEnd"/>
-      <w:r>
-        <w:rPr>
-          <w:rFonts w:ascii="Consolas" w:hAnsi="Consolas" w:cstheme="minorHAnsi"/>
-          <w:sz w:val="18"/>
-        </w:rPr>
-        <w:t>_csv</w:t>
-      </w:r>
-      <w:proofErr w:type="spellEnd"/>
-      <w:r>
-        <w:rPr>
-          <w:rFonts w:ascii="Consolas" w:hAnsi="Consolas" w:cstheme="minorHAnsi"/>
-          <w:sz w:val="18"/>
-        </w:rPr>
-        <w:t>("novos_dados.csv")</w:t>
-      </w:r>
-    </w:p>
-    <w:p>
-      <w:pPr>
-        <w:spacing w:after="0"/>
-        <w:jc w:val="both"/>
-        <w:rPr>
-          <w:rFonts w:ascii="Consolas" w:hAnsi="Consolas" w:cstheme="minorHAnsi"/>
-          <w:sz w:val="18"/>
-        </w:rPr>
-      </w:pPr>
-    </w:p>
-    <w:p>
-      <w:pPr>
-        <w:spacing w:after="0"/>
-        <w:jc w:val="both"/>
-        <w:rPr>
-          <w:rFonts w:ascii="Consolas" w:hAnsi="Consolas" w:cstheme="minorHAnsi"/>
-          <w:sz w:val="18"/>
-        </w:rPr>
-      </w:pPr>
-      <w:r>
-        <w:rPr>
-          <w:rFonts w:ascii="Consolas" w:hAnsi="Consolas" w:cstheme="minorHAnsi"/>
-          <w:sz w:val="18"/>
-        </w:rPr>
-        <w:t xml:space="preserve"># Criar o relatório de </w:t>
-      </w:r>
-      <w:proofErr w:type="spellStart"/>
-      <w:r>
-        <w:rPr>
-          <w:rFonts w:ascii="Consolas" w:hAnsi="Consolas" w:cstheme="minorHAnsi"/>
-          <w:sz w:val="18"/>
-        </w:rPr>
-        <w:t>drift</w:t>
-      </w:r>
-      <w:proofErr w:type="spellEnd"/>
-    </w:p>
-    <w:p>
-      <w:pPr>
-        <w:spacing w:after="0"/>
-        <w:jc w:val="both"/>
-        <w:rPr>
-          <w:rFonts w:ascii="Consolas" w:hAnsi="Consolas" w:cstheme="minorHAnsi"/>
-          <w:sz w:val="18"/>
-        </w:rPr>
-      </w:pPr>
-      <w:proofErr w:type="spellStart"/>
-      <w:r>
-        <w:rPr>
-          <w:rFonts w:ascii="Consolas" w:hAnsi="Consolas" w:cstheme="minorHAnsi"/>
-          <w:sz w:val="18"/>
-        </w:rPr>
-        <w:t>report</w:t>
-      </w:r>
-      <w:proofErr w:type="spellEnd"/>
-      <w:r>
-        <w:rPr>
-          <w:rFonts w:ascii="Consolas" w:hAnsi="Consolas" w:cstheme="minorHAnsi"/>
-          <w:sz w:val="18"/>
-        </w:rPr>
-        <w:t xml:space="preserve"> = </w:t>
-      </w:r>
-      <w:proofErr w:type="spellStart"/>
-      <w:r>
-        <w:rPr>
-          <w:rFonts w:ascii="Consolas" w:hAnsi="Consolas" w:cstheme="minorHAnsi"/>
-          <w:sz w:val="18"/>
-        </w:rPr>
-        <w:t>Report</w:t>
-      </w:r>
-      <w:proofErr w:type="spellEnd"/>
-      <w:r>
-        <w:rPr>
-          <w:rFonts w:ascii="Consolas" w:hAnsi="Consolas" w:cstheme="minorHAnsi"/>
-          <w:sz w:val="18"/>
-        </w:rPr>
-        <w:t>(</w:t>
-      </w:r>
-      <w:proofErr w:type="spellStart"/>
-      <w:r>
-        <w:rPr>
-          <w:rFonts w:ascii="Consolas" w:hAnsi="Consolas" w:cstheme="minorHAnsi"/>
-          <w:sz w:val="18"/>
-        </w:rPr>
-        <w:t>metrics</w:t>
-      </w:r>
-      <w:proofErr w:type="spellEnd"/>
-      <w:r>
-        <w:rPr>
-          <w:rFonts w:ascii="Consolas" w:hAnsi="Consolas" w:cstheme="minorHAnsi"/>
-          <w:sz w:val="18"/>
-        </w:rPr>
-        <w:t>=[</w:t>
-      </w:r>
-      <w:proofErr w:type="spellStart"/>
-      <w:proofErr w:type="gramStart"/>
-      <w:r>
-        <w:rPr>
-          <w:rFonts w:ascii="Consolas" w:hAnsi="Consolas" w:cstheme="minorHAnsi"/>
-          <w:sz w:val="18"/>
-        </w:rPr>
-        <w:t>DataDriftPreset</w:t>
-      </w:r>
-      <w:proofErr w:type="spellEnd"/>
-      <w:r>
-        <w:rPr>
-          <w:rFonts w:ascii="Consolas" w:hAnsi="Consolas" w:cstheme="minorHAnsi"/>
-          <w:sz w:val="18"/>
-        </w:rPr>
-        <w:t>(</w:t>
-      </w:r>
-      <w:proofErr w:type="gramEnd"/>
-      <w:r>
-        <w:rPr>
-          <w:rFonts w:ascii="Consolas" w:hAnsi="Consolas" w:cstheme="minorHAnsi"/>
-          <w:sz w:val="18"/>
-        </w:rPr>
-        <w:t>)])</w:t>
-      </w:r>
-    </w:p>
-    <w:p>
-      <w:pPr>
-        <w:spacing w:after="0"/>
-        <w:jc w:val="both"/>
-        <w:rPr>
-          <w:rFonts w:ascii="Consolas" w:hAnsi="Consolas" w:cstheme="minorHAnsi"/>
-          <w:sz w:val="18"/>
-        </w:rPr>
-      </w:pPr>
-    </w:p>
-    <w:p>
-      <w:pPr>
-        <w:spacing w:after="0"/>
-        <w:jc w:val="both"/>
-        <w:rPr>
-          <w:rFonts w:ascii="Consolas" w:hAnsi="Consolas" w:cstheme="minorHAnsi"/>
-          <w:sz w:val="18"/>
-        </w:rPr>
-      </w:pPr>
-      <w:r>
-        <w:rPr>
-          <w:rFonts w:ascii="Consolas" w:hAnsi="Consolas" w:cstheme="minorHAnsi"/>
-          <w:sz w:val="18"/>
-        </w:rPr>
-        <w:t># Alimentar os dados de referência (treinamento) e os novos dados (produção)</w:t>
-      </w:r>
-    </w:p>
-    <w:p>
-      <w:pPr>
-        <w:spacing w:after="0"/>
-        <w:jc w:val="both"/>
-        <w:rPr>
-          <w:rFonts w:ascii="Consolas" w:hAnsi="Consolas" w:cstheme="minorHAnsi"/>
-          <w:sz w:val="18"/>
-        </w:rPr>
-      </w:pPr>
-      <w:proofErr w:type="spellStart"/>
-      <w:proofErr w:type="gramStart"/>
-      <w:r>
-        <w:rPr>
-          <w:rFonts w:ascii="Consolas" w:hAnsi="Consolas" w:cstheme="minorHAnsi"/>
-          <w:sz w:val="18"/>
-        </w:rPr>
-        <w:t>report.run</w:t>
-      </w:r>
-      <w:proofErr w:type="spellEnd"/>
-      <w:r>
-        <w:rPr>
-          <w:rFonts w:ascii="Consolas" w:hAnsi="Consolas" w:cstheme="minorHAnsi"/>
-          <w:sz w:val="18"/>
-        </w:rPr>
-        <w:t>(</w:t>
-      </w:r>
-      <w:proofErr w:type="spellStart"/>
-      <w:proofErr w:type="gramEnd"/>
-      <w:r>
-        <w:rPr>
-          <w:rFonts w:ascii="Consolas" w:hAnsi="Consolas" w:cstheme="minorHAnsi"/>
-          <w:sz w:val="18"/>
-        </w:rPr>
-        <w:t>reference_data</w:t>
-      </w:r>
-      <w:proofErr w:type="spellEnd"/>
-      <w:r>
-        <w:rPr>
-          <w:rFonts w:ascii="Consolas" w:hAnsi="Consolas" w:cstheme="minorHAnsi"/>
-          <w:sz w:val="18"/>
-        </w:rPr>
-        <w:t>=</w:t>
-      </w:r>
-      <w:proofErr w:type="spellStart"/>
-      <w:r>
-        <w:rPr>
-          <w:rFonts w:ascii="Consolas" w:hAnsi="Consolas" w:cstheme="minorHAnsi"/>
-          <w:sz w:val="18"/>
-        </w:rPr>
-        <w:t>df_treinamento</w:t>
-      </w:r>
-      <w:proofErr w:type="spellEnd"/>
-      <w:r>
-        <w:rPr>
-          <w:rFonts w:ascii="Consolas" w:hAnsi="Consolas" w:cstheme="minorHAnsi"/>
-          <w:sz w:val="18"/>
-        </w:rPr>
-        <w:t xml:space="preserve">, </w:t>
-      </w:r>
-      <w:proofErr w:type="spellStart"/>
-      <w:r>
-        <w:rPr>
-          <w:rFonts w:ascii="Consolas" w:hAnsi="Consolas" w:cstheme="minorHAnsi"/>
-          <w:sz w:val="18"/>
-        </w:rPr>
-        <w:t>current_data</w:t>
-      </w:r>
-      <w:proofErr w:type="spellEnd"/>
-      <w:r>
-        <w:rPr>
-          <w:rFonts w:ascii="Consolas" w:hAnsi="Consolas" w:cstheme="minorHAnsi"/>
-          <w:sz w:val="18"/>
-        </w:rPr>
-        <w:t>=</w:t>
-      </w:r>
-      <w:proofErr w:type="spellStart"/>
-      <w:r>
-        <w:rPr>
-          <w:rFonts w:ascii="Consolas" w:hAnsi="Consolas" w:cstheme="minorHAnsi"/>
-          <w:sz w:val="18"/>
-        </w:rPr>
-        <w:t>df_producao</w:t>
-      </w:r>
-      <w:proofErr w:type="spellEnd"/>
-      <w:r>
-        <w:rPr>
-          <w:rFonts w:ascii="Consolas" w:hAnsi="Consolas" w:cstheme="minorHAnsi"/>
-          <w:sz w:val="18"/>
-        </w:rPr>
-        <w:t>)</w:t>
-      </w:r>
-    </w:p>
-    <w:p>
-      <w:pPr>
-        <w:spacing w:after="0"/>
-        <w:jc w:val="both"/>
-        <w:rPr>
-          <w:rFonts w:ascii="Consolas" w:hAnsi="Consolas" w:cstheme="minorHAnsi"/>
-          <w:sz w:val="18"/>
-        </w:rPr>
-      </w:pPr>
-    </w:p>
-    <w:p>
-      <w:pPr>
-        <w:spacing w:after="0"/>
-        <w:jc w:val="both"/>
-        <w:rPr>
-          <w:rFonts w:ascii="Consolas" w:hAnsi="Consolas" w:cstheme="minorHAnsi"/>
-          <w:sz w:val="18"/>
-        </w:rPr>
-      </w:pPr>
-      <w:r>
-        <w:rPr>
-          <w:rFonts w:ascii="Consolas" w:hAnsi="Consolas" w:cstheme="minorHAnsi"/>
-          <w:sz w:val="18"/>
-        </w:rPr>
-        <w:t># Salvar o relatório em HTML</w:t>
-      </w:r>
-    </w:p>
-    <w:p>
-      <w:pPr>
-        <w:spacing w:after="0"/>
-        <w:jc w:val="both"/>
-        <w:rPr>
-          <w:rFonts w:ascii="Consolas" w:hAnsi="Consolas" w:cstheme="minorHAnsi"/>
-          <w:sz w:val="18"/>
-        </w:rPr>
-      </w:pPr>
-      <w:proofErr w:type="spellStart"/>
-      <w:proofErr w:type="gramStart"/>
-      <w:r>
-        <w:rPr>
-          <w:rFonts w:ascii="Consolas" w:hAnsi="Consolas" w:cstheme="minorHAnsi"/>
-          <w:sz w:val="18"/>
-        </w:rPr>
-        <w:t>report.save</w:t>
+        <w:t>fim</w:t>
+      </w:r>
+      <w:r>
+        <w:rPr>
+          <w:rFonts w:ascii="Consolas" w:hAnsi="Consolas" w:cstheme="minorHAnsi"/>
+          <w:sz w:val="18"/>
+        </w:rPr>
+        <w:t>.save</w:t>
       </w:r>
       <w:proofErr w:type="gramEnd"/>
       <w:r>
@@ -6554,12 +8119,11 @@
 </file>
 
 <file path=customXml/item1.xml><?xml version="1.0" encoding="utf-8"?>
-<?mso-contentType ?>
-<FormTemplates xmlns="http://schemas.microsoft.com/sharepoint/v3/contenttype/forms">
-  <Display>DocumentLibraryForm</Display>
-  <Edit>DocumentLibraryForm</Edit>
-  <New>DocumentLibraryForm</New>
-</FormTemplates>
+<p:properties xmlns:p="http://schemas.microsoft.com/office/2006/metadata/properties" xmlns:xsi="http://www.w3.org/2001/XMLSchema-instance" xmlns:pc="http://schemas.microsoft.com/office/infopath/2007/PartnerControls">
+  <documentManagement>
+    <_activity xmlns="7fec83fe-7ae6-4a49-a5ce-13e385975532" xsi:nil="true"/>
+  </documentManagement>
+</p:properties>
 </file>
 
 <file path=customXml/item2.xml><?xml version="1.0" encoding="utf-8"?>
@@ -6816,17 +8380,27 @@
 </file>
 
 <file path=customXml/item3.xml><?xml version="1.0" encoding="utf-8"?>
-<p:properties xmlns:p="http://schemas.microsoft.com/office/2006/metadata/properties" xmlns:xsi="http://www.w3.org/2001/XMLSchema-instance" xmlns:pc="http://schemas.microsoft.com/office/infopath/2007/PartnerControls">
-  <documentManagement>
-    <_activity xmlns="7fec83fe-7ae6-4a49-a5ce-13e385975532" xsi:nil="true"/>
-  </documentManagement>
-</p:properties>
+<?mso-contentType ?>
+<FormTemplates xmlns="http://schemas.microsoft.com/sharepoint/v3/contenttype/forms">
+  <Display>DocumentLibraryForm</Display>
+  <Edit>DocumentLibraryForm</Edit>
+  <New>DocumentLibraryForm</New>
+</FormTemplates>
 </file>
 
 <file path=customXml/itemProps1.xml><?xml version="1.0" encoding="utf-8"?>
-<ds:datastoreItem xmlns:ds="http://schemas.openxmlformats.org/officeDocument/2006/customXml" ds:itemID="{918A7338-541E-4D68-BEB5-A46EDD42C5AD}">
+<ds:datastoreItem xmlns:ds="http://schemas.openxmlformats.org/officeDocument/2006/customXml" ds:itemID="{1A3973A6-49F0-4DE1-8C23-C90B8DB5EC4A}">
   <ds:schemaRefs>
-    <ds:schemaRef ds:uri="http://schemas.microsoft.com/sharepoint/v3/contenttype/forms"/>
+    <ds:schemaRef ds:uri="95a5e11d-3761-4054-a843-409b63f351e9"/>
+    <ds:schemaRef ds:uri="http://purl.org/dc/terms/"/>
+    <ds:schemaRef ds:uri="http://purl.org/dc/dcmitype/"/>
+    <ds:schemaRef ds:uri="http://purl.org/dc/elements/1.1/"/>
+    <ds:schemaRef ds:uri="http://schemas.openxmlformats.org/package/2006/metadata/core-properties"/>
+    <ds:schemaRef ds:uri="http://www.w3.org/XML/1998/namespace"/>
+    <ds:schemaRef ds:uri="http://schemas.microsoft.com/office/2006/documentManagement/types"/>
+    <ds:schemaRef ds:uri="http://schemas.microsoft.com/office/infopath/2007/PartnerControls"/>
+    <ds:schemaRef ds:uri="7fec83fe-7ae6-4a49-a5ce-13e385975532"/>
+    <ds:schemaRef ds:uri="http://schemas.microsoft.com/office/2006/metadata/properties"/>
   </ds:schemaRefs>
 </ds:datastoreItem>
 </file>
@@ -6851,18 +8425,9 @@
 </file>
 
 <file path=customXml/itemProps3.xml><?xml version="1.0" encoding="utf-8"?>
-<ds:datastoreItem xmlns:ds="http://schemas.openxmlformats.org/officeDocument/2006/customXml" ds:itemID="{1A3973A6-49F0-4DE1-8C23-C90B8DB5EC4A}">
+<ds:datastoreItem xmlns:ds="http://schemas.openxmlformats.org/officeDocument/2006/customXml" ds:itemID="{918A7338-541E-4D68-BEB5-A46EDD42C5AD}">
   <ds:schemaRefs>
-    <ds:schemaRef ds:uri="http://schemas.microsoft.com/office/2006/documentManagement/types"/>
-    <ds:schemaRef ds:uri="http://purl.org/dc/dcmitype/"/>
-    <ds:schemaRef ds:uri="http://schemas.openxmlformats.org/package/2006/metadata/core-properties"/>
-    <ds:schemaRef ds:uri="7fec83fe-7ae6-4a49-a5ce-13e385975532"/>
-    <ds:schemaRef ds:uri="http://schemas.microsoft.com/office/2006/metadata/properties"/>
-    <ds:schemaRef ds:uri="http://purl.org/dc/elements/1.1/"/>
-    <ds:schemaRef ds:uri="http://schemas.microsoft.com/office/infopath/2007/PartnerControls"/>
-    <ds:schemaRef ds:uri="95a5e11d-3761-4054-a843-409b63f351e9"/>
-    <ds:schemaRef ds:uri="http://www.w3.org/XML/1998/namespace"/>
-    <ds:schemaRef ds:uri="http://purl.org/dc/terms/"/>
+    <ds:schemaRef ds:uri="http://schemas.microsoft.com/sharepoint/v3/contenttype/forms"/>
   </ds:schemaRefs>
 </ds:datastoreItem>
 </file>
--- a/Esteira Prod/Roteiro 6.docx
+++ b/Esteira Prod/Roteiro 6.docx
@@ -229,16 +229,23 @@
           <w:rFonts w:ascii="Consolas" w:hAnsi="Consolas" w:cstheme="minorHAnsi"/>
           <w:sz w:val="18"/>
         </w:rPr>
-        <w:t>facets-overview</w:t>
-      </w:r>
-    </w:p>
-    <w:p>
-      <w:pPr>
-        <w:rPr>
-          <w:rFonts w:cstheme="minorHAnsi"/>
-        </w:rPr>
-      </w:pPr>
-      <w:proofErr w:type="spellEnd"/>
+        <w:t>facets</w:t>
+      </w:r>
+      <w:proofErr w:type="spellEnd"/>
+      <w:r>
+        <w:rPr>
+          <w:rFonts w:ascii="Consolas" w:hAnsi="Consolas" w:cstheme="minorHAnsi"/>
+          <w:sz w:val="18"/>
+        </w:rPr>
+        <w:t>-overview</w:t>
+      </w:r>
+    </w:p>
+    <w:p>
+      <w:pPr>
+        <w:rPr>
+          <w:rFonts w:cstheme="minorHAnsi"/>
+        </w:rPr>
+      </w:pPr>
       <w:r>
         <w:rPr>
           <w:rFonts w:cstheme="minorHAnsi"/>
@@ -825,29 +832,36 @@
         <w:spacing w:after="0"/>
         <w:rPr>
           <w:rFonts w:ascii="Consolas" w:hAnsi="Consolas" w:cstheme="minorHAnsi"/>
-          <w:sz w:val="18"/>
-        </w:rPr>
-      </w:pPr>
-      <w:r>
-        <w:rPr>
-          <w:rFonts w:ascii="Consolas" w:hAnsi="Consolas" w:cstheme="minorHAnsi"/>
-          <w:sz w:val="18"/>
-        </w:rPr>
-        <w:t>HTML_TEMPLATE = """</w:t>
-      </w:r>
-    </w:p>
-    <w:p>
-      <w:pPr>
-        <w:spacing w:after="0"/>
-        <w:rPr>
-          <w:rFonts w:ascii="Consolas" w:hAnsi="Consolas" w:cstheme="minorHAnsi"/>
-          <w:sz w:val="18"/>
-        </w:rPr>
-      </w:pPr>
-      <w:r>
-        <w:rPr>
-          <w:rFonts w:ascii="Consolas" w:hAnsi="Consolas" w:cstheme="minorHAnsi"/>
-          <w:sz w:val="18"/>
+          <w:sz w:val="12"/>
+        </w:rPr>
+      </w:pPr>
+      <w:r>
+        <w:rPr>
+          <w:rFonts w:ascii="Consolas" w:hAnsi="Consolas" w:cstheme="minorHAnsi"/>
+          <w:sz w:val="18"/>
+        </w:rPr>
+        <w:t xml:space="preserve">HTML_TEMPLATE = </w:t>
+      </w:r>
+      <w:r>
+        <w:rPr>
+          <w:rFonts w:ascii="Consolas" w:hAnsi="Consolas" w:cstheme="minorHAnsi"/>
+          <w:sz w:val="12"/>
+        </w:rPr>
+        <w:t>"""</w:t>
+      </w:r>
+    </w:p>
+    <w:p>
+      <w:pPr>
+        <w:spacing w:after="0"/>
+        <w:rPr>
+          <w:rFonts w:ascii="Consolas" w:hAnsi="Consolas" w:cstheme="minorHAnsi"/>
+          <w:sz w:val="12"/>
+        </w:rPr>
+      </w:pPr>
+      <w:r>
+        <w:rPr>
+          <w:rFonts w:ascii="Consolas" w:hAnsi="Consolas" w:cstheme="minorHAnsi"/>
+          <w:sz w:val="12"/>
         </w:rPr>
         <w:t xml:space="preserve">        &lt;script src="https://cdnjs.cloudflare.com/ajax/libs/webcomponentsjs/1.3.3/webcomponents-lite.js"&gt;&lt;/script&gt;</w:t>
       </w:r>
@@ -857,13 +871,13 @@
         <w:spacing w:after="0"/>
         <w:rPr>
           <w:rFonts w:ascii="Consolas" w:hAnsi="Consolas" w:cstheme="minorHAnsi"/>
-          <w:sz w:val="18"/>
-        </w:rPr>
-      </w:pPr>
-      <w:r>
-        <w:rPr>
-          <w:rFonts w:ascii="Consolas" w:hAnsi="Consolas" w:cstheme="minorHAnsi"/>
-          <w:sz w:val="18"/>
+          <w:sz w:val="12"/>
+        </w:rPr>
+      </w:pPr>
+      <w:r>
+        <w:rPr>
+          <w:rFonts w:ascii="Consolas" w:hAnsi="Consolas" w:cstheme="minorHAnsi"/>
+          <w:sz w:val="12"/>
         </w:rPr>
         <w:t xml:space="preserve">        &lt;link </w:t>
       </w:r>
@@ -871,7 +885,7 @@
       <w:r>
         <w:rPr>
           <w:rFonts w:ascii="Consolas" w:hAnsi="Consolas" w:cstheme="minorHAnsi"/>
-          <w:sz w:val="18"/>
+          <w:sz w:val="12"/>
         </w:rPr>
         <w:t>rel</w:t>
       </w:r>
@@ -879,7 +893,7 @@
       <w:r>
         <w:rPr>
           <w:rFonts w:ascii="Consolas" w:hAnsi="Consolas" w:cstheme="minorHAnsi"/>
-          <w:sz w:val="18"/>
+          <w:sz w:val="12"/>
         </w:rPr>
         <w:t>="</w:t>
       </w:r>
@@ -887,7 +901,7 @@
       <w:r>
         <w:rPr>
           <w:rFonts w:ascii="Consolas" w:hAnsi="Consolas" w:cstheme="minorHAnsi"/>
-          <w:sz w:val="18"/>
+          <w:sz w:val="12"/>
         </w:rPr>
         <w:t>import</w:t>
       </w:r>
@@ -895,7 +909,7 @@
       <w:r>
         <w:rPr>
           <w:rFonts w:ascii="Consolas" w:hAnsi="Consolas" w:cstheme="minorHAnsi"/>
-          <w:sz w:val="18"/>
+          <w:sz w:val="12"/>
         </w:rPr>
         <w:t>" href="https://raw.githubusercontent.com/PAIR-code/facets/1.0.0/facets-dist/facets-jupyter.html" &gt;</w:t>
       </w:r>
@@ -905,13 +919,13 @@
         <w:spacing w:after="0"/>
         <w:rPr>
           <w:rFonts w:ascii="Consolas" w:hAnsi="Consolas" w:cstheme="minorHAnsi"/>
-          <w:sz w:val="18"/>
-        </w:rPr>
-      </w:pPr>
-      <w:r>
-        <w:rPr>
-          <w:rFonts w:ascii="Consolas" w:hAnsi="Consolas" w:cstheme="minorHAnsi"/>
-          <w:sz w:val="18"/>
+          <w:sz w:val="12"/>
+        </w:rPr>
+      </w:pPr>
+      <w:r>
+        <w:rPr>
+          <w:rFonts w:ascii="Consolas" w:hAnsi="Consolas" w:cstheme="minorHAnsi"/>
+          <w:sz w:val="12"/>
         </w:rPr>
         <w:t xml:space="preserve">        &lt;</w:t>
       </w:r>
@@ -919,7 +933,7 @@
       <w:r>
         <w:rPr>
           <w:rFonts w:ascii="Consolas" w:hAnsi="Consolas" w:cstheme="minorHAnsi"/>
-          <w:sz w:val="18"/>
+          <w:sz w:val="12"/>
         </w:rPr>
         <w:t>facets</w:t>
       </w:r>
@@ -927,7 +941,7 @@
       <w:r>
         <w:rPr>
           <w:rFonts w:ascii="Consolas" w:hAnsi="Consolas" w:cstheme="minorHAnsi"/>
-          <w:sz w:val="18"/>
+          <w:sz w:val="12"/>
         </w:rPr>
         <w:t>-overview id="</w:t>
       </w:r>
@@ -935,7 +949,7 @@
       <w:r>
         <w:rPr>
           <w:rFonts w:ascii="Consolas" w:hAnsi="Consolas" w:cstheme="minorHAnsi"/>
-          <w:sz w:val="18"/>
+          <w:sz w:val="12"/>
         </w:rPr>
         <w:t>elem</w:t>
       </w:r>
@@ -943,7 +957,7 @@
       <w:r>
         <w:rPr>
           <w:rFonts w:ascii="Consolas" w:hAnsi="Consolas" w:cstheme="minorHAnsi"/>
-          <w:sz w:val="18"/>
+          <w:sz w:val="12"/>
         </w:rPr>
         <w:t>"&gt;&lt;/</w:t>
       </w:r>
@@ -951,7 +965,7 @@
       <w:r>
         <w:rPr>
           <w:rFonts w:ascii="Consolas" w:hAnsi="Consolas" w:cstheme="minorHAnsi"/>
-          <w:sz w:val="18"/>
+          <w:sz w:val="12"/>
         </w:rPr>
         <w:t>facets</w:t>
       </w:r>
@@ -959,7 +973,7 @@
       <w:r>
         <w:rPr>
           <w:rFonts w:ascii="Consolas" w:hAnsi="Consolas" w:cstheme="minorHAnsi"/>
-          <w:sz w:val="18"/>
+          <w:sz w:val="12"/>
         </w:rPr>
         <w:t>-overview&gt;</w:t>
       </w:r>
@@ -969,13 +983,13 @@
         <w:spacing w:after="0"/>
         <w:rPr>
           <w:rFonts w:ascii="Consolas" w:hAnsi="Consolas" w:cstheme="minorHAnsi"/>
-          <w:sz w:val="18"/>
-        </w:rPr>
-      </w:pPr>
-      <w:r>
-        <w:rPr>
-          <w:rFonts w:ascii="Consolas" w:hAnsi="Consolas" w:cstheme="minorHAnsi"/>
-          <w:sz w:val="18"/>
+          <w:sz w:val="12"/>
+        </w:rPr>
+      </w:pPr>
+      <w:r>
+        <w:rPr>
+          <w:rFonts w:ascii="Consolas" w:hAnsi="Consolas" w:cstheme="minorHAnsi"/>
+          <w:sz w:val="12"/>
         </w:rPr>
         <w:t xml:space="preserve">        &lt;script&gt;</w:t>
       </w:r>
@@ -985,13 +999,13 @@
         <w:spacing w:after="0"/>
         <w:rPr>
           <w:rFonts w:ascii="Consolas" w:hAnsi="Consolas" w:cstheme="minorHAnsi"/>
-          <w:sz w:val="18"/>
-        </w:rPr>
-      </w:pPr>
-      <w:r>
-        <w:rPr>
-          <w:rFonts w:ascii="Consolas" w:hAnsi="Consolas" w:cstheme="minorHAnsi"/>
-          <w:sz w:val="18"/>
+          <w:sz w:val="12"/>
+        </w:rPr>
+      </w:pPr>
+      <w:r>
+        <w:rPr>
+          <w:rFonts w:ascii="Consolas" w:hAnsi="Consolas" w:cstheme="minorHAnsi"/>
+          <w:sz w:val="12"/>
         </w:rPr>
         <w:t xml:space="preserve">          </w:t>
       </w:r>
@@ -1000,7 +1014,7 @@
       <w:r>
         <w:rPr>
           <w:rFonts w:ascii="Consolas" w:hAnsi="Consolas" w:cstheme="minorHAnsi"/>
-          <w:sz w:val="18"/>
+          <w:sz w:val="12"/>
         </w:rPr>
         <w:t>document.querySelector</w:t>
       </w:r>
@@ -1009,7 +1023,7 @@
       <w:r>
         <w:rPr>
           <w:rFonts w:ascii="Consolas" w:hAnsi="Consolas" w:cstheme="minorHAnsi"/>
-          <w:sz w:val="18"/>
+          <w:sz w:val="12"/>
         </w:rPr>
         <w:t>("#</w:t>
       </w:r>
@@ -1017,7 +1031,7 @@
       <w:r>
         <w:rPr>
           <w:rFonts w:ascii="Consolas" w:hAnsi="Consolas" w:cstheme="minorHAnsi"/>
-          <w:sz w:val="18"/>
+          <w:sz w:val="12"/>
         </w:rPr>
         <w:t>elem</w:t>
       </w:r>
@@ -1025,7 +1039,7 @@
       <w:r>
         <w:rPr>
           <w:rFonts w:ascii="Consolas" w:hAnsi="Consolas" w:cstheme="minorHAnsi"/>
-          <w:sz w:val="18"/>
+          <w:sz w:val="12"/>
         </w:rPr>
         <w:t>").</w:t>
       </w:r>
@@ -1033,7 +1047,7 @@
       <w:r>
         <w:rPr>
           <w:rFonts w:ascii="Consolas" w:hAnsi="Consolas" w:cstheme="minorHAnsi"/>
-          <w:sz w:val="18"/>
+          <w:sz w:val="12"/>
         </w:rPr>
         <w:t>protoInput</w:t>
       </w:r>
@@ -1041,7 +1055,7 @@
       <w:r>
         <w:rPr>
           <w:rFonts w:ascii="Consolas" w:hAnsi="Consolas" w:cstheme="minorHAnsi"/>
-          <w:sz w:val="18"/>
+          <w:sz w:val="12"/>
         </w:rPr>
         <w:t xml:space="preserve"> = "{</w:t>
       </w:r>
@@ -1049,7 +1063,7 @@
       <w:r>
         <w:rPr>
           <w:rFonts w:ascii="Consolas" w:hAnsi="Consolas" w:cstheme="minorHAnsi"/>
-          <w:sz w:val="18"/>
+          <w:sz w:val="12"/>
         </w:rPr>
         <w:t>protostr</w:t>
       </w:r>
@@ -1057,7 +1071,7 @@
       <w:r>
         <w:rPr>
           <w:rFonts w:ascii="Consolas" w:hAnsi="Consolas" w:cstheme="minorHAnsi"/>
-          <w:sz w:val="18"/>
+          <w:sz w:val="12"/>
         </w:rPr>
         <w:t>}";</w:t>
       </w:r>
@@ -1067,13 +1081,13 @@
         <w:spacing w:after="0"/>
         <w:rPr>
           <w:rFonts w:ascii="Consolas" w:hAnsi="Consolas" w:cstheme="minorHAnsi"/>
-          <w:sz w:val="18"/>
-        </w:rPr>
-      </w:pPr>
-      <w:r>
-        <w:rPr>
-          <w:rFonts w:ascii="Consolas" w:hAnsi="Consolas" w:cstheme="minorHAnsi"/>
-          <w:sz w:val="18"/>
+          <w:sz w:val="12"/>
+        </w:rPr>
+      </w:pPr>
+      <w:r>
+        <w:rPr>
+          <w:rFonts w:ascii="Consolas" w:hAnsi="Consolas" w:cstheme="minorHAnsi"/>
+          <w:sz w:val="12"/>
         </w:rPr>
         <w:t xml:space="preserve">        &lt;/script&gt;"""</w:t>
       </w:r>
@@ -1209,36 +1223,13 @@
           <w:sz w:val="18"/>
         </w:rPr>
       </w:pPr>
-    </w:p>
-    <w:p>
-      <w:pPr>
-        <w:rPr>
-          <w:rFonts w:ascii="Consolas" w:hAnsi="Consolas" w:cstheme="minorHAnsi"/>
-          <w:sz w:val="18"/>
-        </w:rPr>
-      </w:pPr>
-      <w:r>
-        <w:rPr>
-          <w:rFonts w:ascii="Consolas" w:hAnsi="Consolas" w:cstheme="minorHAnsi"/>
-          <w:sz w:val="18"/>
-        </w:rPr>
-        <w:br w:type="page"/>
-      </w:r>
-    </w:p>
-    <w:p>
-      <w:pPr>
-        <w:spacing w:after="0"/>
-        <w:rPr>
-          <w:rFonts w:ascii="Consolas" w:hAnsi="Consolas" w:cstheme="minorHAnsi"/>
-          <w:sz w:val="18"/>
-        </w:rPr>
-      </w:pPr>
-      <w:r>
-        <w:rPr>
-          <w:rFonts w:ascii="Consolas" w:hAnsi="Consolas" w:cstheme="minorHAnsi"/>
-          <w:sz w:val="18"/>
-        </w:rPr>
-        <w:lastRenderedPageBreak/>
+      <w:bookmarkStart w:id="0" w:name="_GoBack"/>
+      <w:bookmarkEnd w:id="0"/>
+      <w:r>
+        <w:rPr>
+          <w:rFonts w:ascii="Consolas" w:hAnsi="Consolas" w:cstheme="minorHAnsi"/>
+          <w:sz w:val="18"/>
+        </w:rPr>
         <w:t xml:space="preserve"># </w:t>
       </w:r>
       <w:r>
@@ -1444,15 +1435,7 @@
           <w:sz w:val="12"/>
           <w:szCs w:val="12"/>
         </w:rPr>
-        <w:t>"</w:t>
-      </w:r>
-      <w:r>
-        <w:rPr>
-          <w:rFonts w:ascii="Consolas" w:hAnsi="Consolas" w:cstheme="minorHAnsi"/>
-          <w:sz w:val="12"/>
-          <w:szCs w:val="12"/>
-        </w:rPr>
-        <w:t>""</w:t>
+        <w:t>"""</w:t>
       </w:r>
     </w:p>
     <w:p>
@@ -6192,8 +6175,6 @@
         </w:rPr>
         <w:t xml:space="preserve"> *</w:t>
       </w:r>
-      <w:bookmarkStart w:id="0" w:name="_GoBack"/>
-      <w:bookmarkEnd w:id="0"/>
     </w:p>
     <w:p>
       <w:pPr>
@@ -7820,6 +7801,36 @@
     <w:basedOn w:val="Fontepargpadro"/>
     <w:rsid w:val="00F90552"/>
   </w:style>
+  <w:style w:type="paragraph" w:styleId="Textodebalo">
+    <w:name w:val="Balloon Text"/>
+    <w:basedOn w:val="Normal"/>
+    <w:link w:val="TextodebaloChar"/>
+    <w:uiPriority w:val="99"/>
+    <w:semiHidden/>
+    <w:unhideWhenUsed/>
+    <w:rsid w:val="00877C3E"/>
+    <w:pPr>
+      <w:spacing w:after="0" w:line="240" w:lineRule="auto"/>
+    </w:pPr>
+    <w:rPr>
+      <w:rFonts w:ascii="Segoe UI" w:hAnsi="Segoe UI" w:cs="Segoe UI"/>
+      <w:sz w:val="18"/>
+      <w:szCs w:val="18"/>
+    </w:rPr>
+  </w:style>
+  <w:style w:type="character" w:customStyle="1" w:styleId="TextodebaloChar">
+    <w:name w:val="Texto de balão Char"/>
+    <w:basedOn w:val="Fontepargpadro"/>
+    <w:link w:val="Textodebalo"/>
+    <w:uiPriority w:val="99"/>
+    <w:semiHidden/>
+    <w:rsid w:val="00877C3E"/>
+    <w:rPr>
+      <w:rFonts w:ascii="Segoe UI" w:hAnsi="Segoe UI" w:cs="Segoe UI"/>
+      <w:sz w:val="18"/>
+      <w:szCs w:val="18"/>
+    </w:rPr>
+  </w:style>
 </w:styles>
 </file>
 
@@ -8119,11 +8130,12 @@
 </file>
 
 <file path=customXml/item1.xml><?xml version="1.0" encoding="utf-8"?>
-<p:properties xmlns:p="http://schemas.microsoft.com/office/2006/metadata/properties" xmlns:xsi="http://www.w3.org/2001/XMLSchema-instance" xmlns:pc="http://schemas.microsoft.com/office/infopath/2007/PartnerControls">
-  <documentManagement>
-    <_activity xmlns="7fec83fe-7ae6-4a49-a5ce-13e385975532" xsi:nil="true"/>
-  </documentManagement>
-</p:properties>
+<?mso-contentType ?>
+<FormTemplates xmlns="http://schemas.microsoft.com/sharepoint/v3/contenttype/forms">
+  <Display>DocumentLibraryForm</Display>
+  <Edit>DocumentLibraryForm</Edit>
+  <New>DocumentLibraryForm</New>
+</FormTemplates>
 </file>
 
 <file path=customXml/item2.xml><?xml version="1.0" encoding="utf-8"?>
@@ -8380,27 +8392,17 @@
 </file>
 
 <file path=customXml/item3.xml><?xml version="1.0" encoding="utf-8"?>
-<?mso-contentType ?>
-<FormTemplates xmlns="http://schemas.microsoft.com/sharepoint/v3/contenttype/forms">
-  <Display>DocumentLibraryForm</Display>
-  <Edit>DocumentLibraryForm</Edit>
-  <New>DocumentLibraryForm</New>
-</FormTemplates>
+<p:properties xmlns:p="http://schemas.microsoft.com/office/2006/metadata/properties" xmlns:xsi="http://www.w3.org/2001/XMLSchema-instance" xmlns:pc="http://schemas.microsoft.com/office/infopath/2007/PartnerControls">
+  <documentManagement>
+    <_activity xmlns="7fec83fe-7ae6-4a49-a5ce-13e385975532" xsi:nil="true"/>
+  </documentManagement>
+</p:properties>
 </file>
 
 <file path=customXml/itemProps1.xml><?xml version="1.0" encoding="utf-8"?>
-<ds:datastoreItem xmlns:ds="http://schemas.openxmlformats.org/officeDocument/2006/customXml" ds:itemID="{1A3973A6-49F0-4DE1-8C23-C90B8DB5EC4A}">
+<ds:datastoreItem xmlns:ds="http://schemas.openxmlformats.org/officeDocument/2006/customXml" ds:itemID="{918A7338-541E-4D68-BEB5-A46EDD42C5AD}">
   <ds:schemaRefs>
-    <ds:schemaRef ds:uri="95a5e11d-3761-4054-a843-409b63f351e9"/>
-    <ds:schemaRef ds:uri="http://purl.org/dc/terms/"/>
-    <ds:schemaRef ds:uri="http://purl.org/dc/dcmitype/"/>
-    <ds:schemaRef ds:uri="http://purl.org/dc/elements/1.1/"/>
-    <ds:schemaRef ds:uri="http://schemas.openxmlformats.org/package/2006/metadata/core-properties"/>
-    <ds:schemaRef ds:uri="http://www.w3.org/XML/1998/namespace"/>
-    <ds:schemaRef ds:uri="http://schemas.microsoft.com/office/2006/documentManagement/types"/>
-    <ds:schemaRef ds:uri="http://schemas.microsoft.com/office/infopath/2007/PartnerControls"/>
-    <ds:schemaRef ds:uri="7fec83fe-7ae6-4a49-a5ce-13e385975532"/>
-    <ds:schemaRef ds:uri="http://schemas.microsoft.com/office/2006/metadata/properties"/>
+    <ds:schemaRef ds:uri="http://schemas.microsoft.com/sharepoint/v3/contenttype/forms"/>
   </ds:schemaRefs>
 </ds:datastoreItem>
 </file>
@@ -8425,9 +8427,18 @@
 </file>
 
 <file path=customXml/itemProps3.xml><?xml version="1.0" encoding="utf-8"?>
-<ds:datastoreItem xmlns:ds="http://schemas.openxmlformats.org/officeDocument/2006/customXml" ds:itemID="{918A7338-541E-4D68-BEB5-A46EDD42C5AD}">
+<ds:datastoreItem xmlns:ds="http://schemas.openxmlformats.org/officeDocument/2006/customXml" ds:itemID="{1A3973A6-49F0-4DE1-8C23-C90B8DB5EC4A}">
   <ds:schemaRefs>
-    <ds:schemaRef ds:uri="http://schemas.microsoft.com/sharepoint/v3/contenttype/forms"/>
+    <ds:schemaRef ds:uri="95a5e11d-3761-4054-a843-409b63f351e9"/>
+    <ds:schemaRef ds:uri="http://purl.org/dc/elements/1.1/"/>
+    <ds:schemaRef ds:uri="http://purl.org/dc/dcmitype/"/>
+    <ds:schemaRef ds:uri="http://schemas.microsoft.com/office/2006/documentManagement/types"/>
+    <ds:schemaRef ds:uri="http://schemas.microsoft.com/office/2006/metadata/properties"/>
+    <ds:schemaRef ds:uri="http://purl.org/dc/terms/"/>
+    <ds:schemaRef ds:uri="http://www.w3.org/XML/1998/namespace"/>
+    <ds:schemaRef ds:uri="http://schemas.openxmlformats.org/package/2006/metadata/core-properties"/>
+    <ds:schemaRef ds:uri="http://schemas.microsoft.com/office/infopath/2007/PartnerControls"/>
+    <ds:schemaRef ds:uri="7fec83fe-7ae6-4a49-a5ce-13e385975532"/>
   </ds:schemaRefs>
 </ds:datastoreItem>
 </file>